--- a/LAB3/11CNPM2-LAB3_1150080103-TranNgocPhuongLinh.docx
+++ b/LAB3/11CNPM2-LAB3_1150080103-TranNgocPhuongLinh.docx
@@ -6407,9 +6407,7 @@
         <w:tblLook w:val="04A0" w:firstRow="1" w:lastRow="0" w:firstColumn="1" w:lastColumn="0" w:noHBand="0" w:noVBand="1"/>
       </w:tblPr>
       <w:tblGrid>
-        <w:gridCol w:w="11"/>
-        <w:gridCol w:w="9465"/>
-        <w:gridCol w:w="42"/>
+        <w:gridCol w:w="9652"/>
       </w:tblGrid>
       <w:tr>
         <w:trPr>
@@ -6418,7 +6416,6 @@
         <w:tc>
           <w:tcPr>
             <w:tcW w:w="9518" w:type="dxa"/>
-            <w:gridSpan w:val="3"/>
             <w:tcBorders>
               <w:top w:val="single" w:sz="4" w:space="0" w:color="D0D7DE"/>
               <w:left w:val="single" w:sz="4" w:space="0" w:color="D0D7DE"/>
@@ -6748,10 +6745,6 @@
           </w:tblCellMar>
         </w:tblPrEx>
         <w:trPr>
-          <w:gridBefore w:val="1"/>
-          <w:gridAfter w:val="1"/>
-          <w:wBefore w:w="11" w:type="dxa"/>
-          <w:wAfter w:w="42" w:type="dxa"/>
           <w:trHeight w:val="1713"/>
         </w:trPr>
         <w:tc>
@@ -6768,167 +6761,131 @@
           </w:tcPr>
           <w:p>
             <w:pPr>
-              <w:spacing w:after="200" w:line="360" w:lineRule="auto"/>
-              <w:ind w:right="64"/>
-              <w:jc w:val="center"/>
-              <w:rPr>
-                <w:rFonts w:ascii="Times New Roman" w:hAnsi="Times New Roman" w:cs="Times New Roman"/>
-                <w:noProof/>
-                <w:sz w:val="26"/>
-                <w:szCs w:val="26"/>
-                <w:lang w:val="vi-VN"/>
-              </w:rPr>
-            </w:pPr>
-            <w:r>
-              <w:rPr>
-                <w:rFonts w:ascii="Times New Roman" w:eastAsia="Times New Roman" w:hAnsi="Times New Roman" w:cs="Times New Roman"/>
-                <w:b/>
-                <w:noProof/>
-                <w:color w:val="1F4E79"/>
-                <w:sz w:val="26"/>
-                <w:szCs w:val="26"/>
-                <w:lang w:val="vi-VN"/>
-              </w:rPr>
-              <w:t>VỊ TRÍ HÌNH H3– ẢNH CHỤP TRỰC TIẾP TỪ VM/PC SINH VIÊN</w:t>
-            </w:r>
-            <w:r>
-              <w:rPr>
-                <w:rFonts w:ascii="Times New Roman" w:eastAsia="Times New Roman" w:hAnsi="Times New Roman" w:cs="Times New Roman"/>
-                <w:noProof/>
-                <w:sz w:val="26"/>
-                <w:szCs w:val="26"/>
-                <w:lang w:val="vi-VN"/>
+              <w:spacing w:line="360" w:lineRule="auto"/>
+              <w:rPr>
+                <w:rFonts w:ascii="Times New Roman" w:hAnsi="Times New Roman" w:cs="Times New Roman"/>
+                <w:noProof/>
+                <w:sz w:val="26"/>
+                <w:szCs w:val="26"/>
+                <w:lang w:val="vi-VN"/>
+              </w:rPr>
+            </w:pPr>
+            <w:r>
+              <w:rPr>
+                <w:noProof/>
+              </w:rPr>
+              <w:drawing>
+                <wp:inline distT="0" distB="0" distL="0" distR="0" wp14:anchorId="266E7EE5" wp14:editId="37570559">
+                  <wp:extent cx="5943600" cy="2502535"/>
+                  <wp:effectExtent l="0" t="0" r="0" b="0"/>
+                  <wp:docPr id="10" name="Picture 10"/>
+                  <wp:cNvGraphicFramePr>
+                    <a:graphicFrameLocks xmlns:a="http://schemas.openxmlformats.org/drawingml/2006/main" noChangeAspect="1"/>
+                  </wp:cNvGraphicFramePr>
+                  <a:graphic xmlns:a="http://schemas.openxmlformats.org/drawingml/2006/main">
+                    <a:graphicData uri="http://schemas.openxmlformats.org/drawingml/2006/picture">
+                      <pic:pic xmlns:pic="http://schemas.openxmlformats.org/drawingml/2006/picture">
+                        <pic:nvPicPr>
+                          <pic:cNvPr id="1" name=""/>
+                          <pic:cNvPicPr/>
+                        </pic:nvPicPr>
+                        <pic:blipFill>
+                          <a:blip r:embed="rId12"/>
+                          <a:stretch>
+                            <a:fillRect/>
+                          </a:stretch>
+                        </pic:blipFill>
+                        <pic:spPr>
+                          <a:xfrm>
+                            <a:off x="0" y="0"/>
+                            <a:ext cx="5943600" cy="2502535"/>
+                          </a:xfrm>
+                          <a:prstGeom prst="rect">
+                            <a:avLst/>
+                          </a:prstGeom>
+                        </pic:spPr>
+                      </pic:pic>
+                    </a:graphicData>
+                  </a:graphic>
+                </wp:inline>
+              </w:drawing>
+            </w:r>
+            <w:r>
+              <w:rPr>
+                <w:noProof/>
               </w:rPr>
               <w:t xml:space="preserve"> </w:t>
             </w:r>
-          </w:p>
-          <w:p>
-            <w:pPr>
-              <w:spacing w:after="5" w:line="360" w:lineRule="auto"/>
-              <w:rPr>
-                <w:rFonts w:ascii="Times New Roman" w:hAnsi="Times New Roman" w:cs="Times New Roman"/>
-                <w:noProof/>
-                <w:sz w:val="26"/>
-                <w:szCs w:val="26"/>
-                <w:lang w:val="vi-VN"/>
-              </w:rPr>
-            </w:pPr>
-            <w:r>
-              <w:rPr>
-                <w:rFonts w:ascii="Times New Roman" w:hAnsi="Times New Roman" w:cs="Times New Roman"/>
-                <w:noProof/>
-                <w:sz w:val="26"/>
-                <w:szCs w:val="26"/>
-                <w:lang w:val="vi-VN"/>
-              </w:rPr>
-              <w:t>Chụp output của Get</w:t>
-            </w:r>
-            <w:r>
-              <w:rPr>
-                <w:rFonts w:ascii="Times New Roman" w:eastAsia="Times New Roman" w:hAnsi="Times New Roman" w:cs="Times New Roman"/>
-                <w:noProof/>
-                <w:sz w:val="26"/>
-                <w:szCs w:val="26"/>
-                <w:lang w:val="vi-VN"/>
-              </w:rPr>
-              <w:t>-</w:t>
-            </w:r>
-            <w:r>
-              <w:rPr>
-                <w:rFonts w:ascii="Times New Roman" w:hAnsi="Times New Roman" w:cs="Times New Roman"/>
-                <w:noProof/>
-                <w:sz w:val="26"/>
-                <w:szCs w:val="26"/>
-                <w:lang w:val="vi-VN"/>
-              </w:rPr>
-              <w:t>MpComputerStatus có RealTimeProtectionEnabled = True và trạng thái firewall.</w:t>
-            </w:r>
-            <w:r>
-              <w:rPr>
-                <w:rFonts w:ascii="Times New Roman" w:eastAsia="Times New Roman" w:hAnsi="Times New Roman" w:cs="Times New Roman"/>
-                <w:noProof/>
-                <w:sz w:val="26"/>
-                <w:szCs w:val="26"/>
-                <w:lang w:val="vi-VN"/>
-              </w:rPr>
-              <w:t xml:space="preserve"> </w:t>
-            </w:r>
-          </w:p>
-          <w:p>
-            <w:pPr>
-              <w:spacing w:line="360" w:lineRule="auto"/>
-              <w:rPr>
-                <w:rFonts w:ascii="Times New Roman" w:hAnsi="Times New Roman" w:cs="Times New Roman"/>
-                <w:noProof/>
-                <w:sz w:val="26"/>
-                <w:szCs w:val="26"/>
-                <w:lang w:val="vi-VN"/>
-              </w:rPr>
-            </w:pPr>
-            <w:r>
-              <w:rPr>
-                <w:rFonts w:ascii="Times New Roman" w:eastAsia="Times New Roman" w:hAnsi="Times New Roman" w:cs="Times New Roman"/>
-                <w:b/>
-                <w:noProof/>
-                <w:sz w:val="26"/>
-                <w:szCs w:val="26"/>
-                <w:lang w:val="vi-VN"/>
-              </w:rPr>
-              <w:t xml:space="preserve">Tên tệp đề nghị: </w:t>
-            </w:r>
-            <w:r>
-              <w:rPr>
-                <w:rFonts w:ascii="Times New Roman" w:eastAsia="Consolas" w:hAnsi="Times New Roman" w:cs="Times New Roman"/>
-                <w:noProof/>
-                <w:sz w:val="26"/>
-                <w:szCs w:val="26"/>
-                <w:lang w:val="vi-VN"/>
-              </w:rPr>
-              <w:t>H3_Baseline_Defender_Firewall.png</w:t>
-            </w:r>
-            <w:r>
-              <w:rPr>
-                <w:rFonts w:ascii="Times New Roman" w:eastAsia="Times New Roman" w:hAnsi="Times New Roman" w:cs="Times New Roman"/>
-                <w:noProof/>
-                <w:sz w:val="26"/>
-                <w:szCs w:val="26"/>
-                <w:lang w:val="vi-VN"/>
-              </w:rPr>
-              <w:t xml:space="preserve"> </w:t>
-            </w:r>
-          </w:p>
-          <w:p>
-            <w:pPr>
-              <w:spacing w:line="360" w:lineRule="auto"/>
-              <w:rPr>
-                <w:rFonts w:ascii="Times New Roman" w:hAnsi="Times New Roman" w:cs="Times New Roman"/>
-                <w:noProof/>
-                <w:sz w:val="26"/>
-                <w:szCs w:val="26"/>
-                <w:lang w:val="vi-VN"/>
-              </w:rPr>
-            </w:pPr>
-            <w:r>
-              <w:rPr>
-                <w:rFonts w:ascii="Times New Roman" w:eastAsia="Times New Roman" w:hAnsi="Times New Roman" w:cs="Times New Roman"/>
-                <w:b/>
-                <w:noProof/>
-                <w:sz w:val="26"/>
-                <w:szCs w:val="26"/>
-                <w:lang w:val="vi-VN"/>
-              </w:rPr>
-              <w:t xml:space="preserve">Nguồn giao diện chính thức để đối chiếu: </w:t>
-            </w:r>
-            <w:r>
-              <w:rPr>
-                <w:rFonts w:ascii="Times New Roman" w:eastAsia="Times New Roman" w:hAnsi="Times New Roman" w:cs="Times New Roman"/>
-                <w:noProof/>
-                <w:color w:val="0563C1"/>
-                <w:sz w:val="26"/>
-                <w:szCs w:val="26"/>
-                <w:lang w:val="vi-VN"/>
-              </w:rPr>
-              <w:t>Microsoft Windows Security: https://support.microsoft.com/vivn/windows/security/windows-security/protection-history-in-the-windows-security-app</w:t>
+            <w:r>
+              <w:rPr>
+                <w:noProof/>
+              </w:rPr>
+              <mc:AlternateContent>
+                <mc:Choice Requires="wps">
+                  <w:drawing>
+                    <wp:inline distT="0" distB="0" distL="0" distR="0" wp14:anchorId="5CCBBA0B" wp14:editId="2893B35D">
+                      <wp:extent cx="304800" cy="304800"/>
+                      <wp:effectExtent l="0" t="0" r="0" b="0"/>
+                      <wp:docPr id="8" name="Rectangle 8" descr="Hình ảnh đã chọn được hiển thị trong một hộp đèn."/>
+                      <wp:cNvGraphicFramePr>
+                        <a:graphicFrameLocks xmlns:a="http://schemas.openxmlformats.org/drawingml/2006/main" noChangeAspect="1"/>
+                      </wp:cNvGraphicFramePr>
+                      <a:graphic xmlns:a="http://schemas.openxmlformats.org/drawingml/2006/main">
+                        <a:graphicData uri="http://schemas.microsoft.com/office/word/2010/wordprocessingShape">
+                          <wps:wsp>
+                            <wps:cNvSpPr>
+                              <a:spLocks noChangeAspect="1" noChangeArrowheads="1"/>
+                            </wps:cNvSpPr>
+                            <wps:spPr bwMode="auto">
+                              <a:xfrm>
+                                <a:off x="0" y="0"/>
+                                <a:ext cx="304800" cy="304800"/>
+                              </a:xfrm>
+                              <a:prstGeom prst="rect">
+                                <a:avLst/>
+                              </a:prstGeom>
+                              <a:noFill/>
+                              <a:ln>
+                                <a:noFill/>
+                              </a:ln>
+                              <a:extLst>
+                                <a:ext uri="{909E8E84-426E-40DD-AFC4-6F175D3DCCD1}">
+                                  <a14:hiddenFill xmlns:a14="http://schemas.microsoft.com/office/drawing/2010/main">
+                                    <a:solidFill>
+                                      <a:srgbClr val="FFFFFF"/>
+                                    </a:solidFill>
+                                  </a14:hiddenFill>
+                                </a:ext>
+                                <a:ext uri="{91240B29-F687-4F45-9708-019B960494DF}">
+                                  <a14:hiddenLine xmlns:a14="http://schemas.microsoft.com/office/drawing/2010/main" w="9525">
+                                    <a:solidFill>
+                                      <a:srgbClr val="000000"/>
+                                    </a:solidFill>
+                                    <a:miter lim="800000"/>
+                                    <a:headEnd/>
+                                    <a:tailEnd/>
+                                  </a14:hiddenLine>
+                                </a:ext>
+                              </a:extLst>
+                            </wps:spPr>
+                            <wps:bodyPr rot="0" vert="horz" wrap="square" lIns="91440" tIns="45720" rIns="91440" bIns="45720" anchor="t" anchorCtr="0" upright="1">
+                              <a:noAutofit/>
+                            </wps:bodyPr>
+                          </wps:wsp>
+                        </a:graphicData>
+                      </a:graphic>
+                    </wp:inline>
+                  </w:drawing>
+                </mc:Choice>
+                <mc:Fallback>
+                  <w:pict>
+                    <v:rect w14:anchorId="09341963" id="Rectangle 8" o:spid="_x0000_s1026" alt="Hình ảnh đã chọn được hiển thị trong một hộp đèn." style="width:24pt;height:24pt;visibility:visible;mso-wrap-style:square;mso-left-percent:-10001;mso-top-percent:-10001;mso-position-horizontal:absolute;mso-position-horizontal-relative:char;mso-position-vertical:absolute;mso-position-vertical-relative:line;mso-left-percent:-10001;mso-top-percent:-10001;v-text-anchor:top" o:gfxdata="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" filled="f" stroked="f">
+                      <o:lock v:ext="edit" aspectratio="t"/>
+                      <w10:anchorlock/>
+                    </v:rect>
+                  </w:pict>
+                </mc:Fallback>
+              </mc:AlternateContent>
             </w:r>
             <w:r>
               <w:rPr>
@@ -6952,10 +6909,6 @@
           </w:tblCellMar>
         </w:tblPrEx>
         <w:trPr>
-          <w:gridBefore w:val="1"/>
-          <w:gridAfter w:val="1"/>
-          <w:wBefore w:w="11" w:type="dxa"/>
-          <w:wAfter w:w="42" w:type="dxa"/>
           <w:trHeight w:val="209"/>
         </w:trPr>
         <w:tc>
@@ -7003,6 +6956,7 @@
           <w:szCs w:val="26"/>
           <w:lang w:val="vi-VN"/>
         </w:rPr>
+        <w:lastRenderedPageBreak/>
         <w:t xml:space="preserve"> </w:t>
       </w:r>
     </w:p>
@@ -7025,7 +6979,6 @@
           <w:szCs w:val="26"/>
           <w:lang w:val="vi-VN"/>
         </w:rPr>
-        <w:lastRenderedPageBreak/>
         <w:t>1. Tình huống 1 – Xác định tài sản, lỗ hổng, mối đe dọa và rủi ro</w:t>
       </w:r>
       <w:r>
@@ -8599,6 +8552,7 @@
           <w:szCs w:val="26"/>
           <w:lang w:val="vi-VN"/>
         </w:rPr>
+        <w:lastRenderedPageBreak/>
         <w:t>Bài tập phân loại: với mỗi tình huống dưới đây, sinh viên điền một trong năm nhóm: hành động vô ý; hành động cố ý; thảm họa tự nhiên; lỗi kỹ thuật; lỗi quản lý.</w:t>
       </w:r>
       <w:r>
@@ -8666,7 +8620,6 @@
                 <w:szCs w:val="26"/>
                 <w:lang w:val="vi-VN"/>
               </w:rPr>
-              <w:lastRenderedPageBreak/>
               <w:t>ID</w:t>
             </w:r>
             <w:r>
@@ -8683,7 +8636,7 @@
         </w:tc>
         <w:tc>
           <w:tcPr>
-            <w:tcW w:w="8760" w:type="dxa"/>
+            <w:tcW w:w="8759" w:type="dxa"/>
             <w:tcBorders>
               <w:top w:val="single" w:sz="5" w:space="0" w:color="9EADBA"/>
               <w:left w:val="single" w:sz="5" w:space="0" w:color="9EADBA"/>
@@ -8769,7 +8722,7 @@
         </w:tc>
         <w:tc>
           <w:tcPr>
-            <w:tcW w:w="8760" w:type="dxa"/>
+            <w:tcW w:w="8759" w:type="dxa"/>
             <w:tcBorders>
               <w:top w:val="single" w:sz="5" w:space="0" w:color="9EADBA"/>
               <w:left w:val="single" w:sz="5" w:space="0" w:color="9EADBA"/>
@@ -8853,7 +8806,7 @@
         </w:tc>
         <w:tc>
           <w:tcPr>
-            <w:tcW w:w="8760" w:type="dxa"/>
+            <w:tcW w:w="8759" w:type="dxa"/>
             <w:tcBorders>
               <w:top w:val="single" w:sz="5" w:space="0" w:color="9EADBA"/>
               <w:left w:val="single" w:sz="5" w:space="0" w:color="9EADBA"/>
@@ -8937,7 +8890,7 @@
         </w:tc>
         <w:tc>
           <w:tcPr>
-            <w:tcW w:w="8760" w:type="dxa"/>
+            <w:tcW w:w="8759" w:type="dxa"/>
             <w:tcBorders>
               <w:top w:val="single" w:sz="5" w:space="0" w:color="9EADBA"/>
               <w:left w:val="single" w:sz="5" w:space="0" w:color="9EADBA"/>
@@ -9021,7 +8974,7 @@
         </w:tc>
         <w:tc>
           <w:tcPr>
-            <w:tcW w:w="8760" w:type="dxa"/>
+            <w:tcW w:w="8759" w:type="dxa"/>
             <w:tcBorders>
               <w:top w:val="single" w:sz="5" w:space="0" w:color="9EADBA"/>
               <w:left w:val="single" w:sz="5" w:space="0" w:color="9EADBA"/>
@@ -9105,7 +9058,7 @@
         </w:tc>
         <w:tc>
           <w:tcPr>
-            <w:tcW w:w="8760" w:type="dxa"/>
+            <w:tcW w:w="8759" w:type="dxa"/>
             <w:tcBorders>
               <w:top w:val="single" w:sz="5" w:space="0" w:color="9EADBA"/>
               <w:left w:val="single" w:sz="5" w:space="0" w:color="9EADBA"/>
@@ -9217,6 +9170,742 @@
       <w:pPr>
         <w:pStyle w:val="Heading2"/>
         <w:spacing w:after="186" w:line="360" w:lineRule="auto"/>
+        <w:ind w:left="0" w:firstLine="0"/>
+        <w:rPr>
+          <w:noProof/>
+          <w:sz w:val="26"/>
+          <w:szCs w:val="26"/>
+          <w:lang w:val="vi-VN"/>
+        </w:rPr>
+      </w:pPr>
+    </w:p>
+    <w:tbl>
+      <w:tblPr>
+        <w:tblStyle w:val="TableGrid0"/>
+        <w:tblW w:w="0" w:type="auto"/>
+        <w:tblLook w:val="04A0" w:firstRow="1" w:lastRow="0" w:firstColumn="1" w:lastColumn="0" w:noHBand="0" w:noVBand="1"/>
+      </w:tblPr>
+      <w:tblGrid>
+        <w:gridCol w:w="491"/>
+        <w:gridCol w:w="2481"/>
+        <w:gridCol w:w="2482"/>
+        <w:gridCol w:w="3896"/>
+      </w:tblGrid>
+      <w:tr>
+        <w:tc>
+          <w:tcPr>
+            <w:tcW w:w="0" w:type="auto"/>
+            <w:hideMark/>
+          </w:tcPr>
+          <w:p>
+            <w:pPr>
+              <w:spacing w:after="480"/>
+              <w:rPr>
+                <w:rFonts w:ascii="Times New Roman" w:eastAsia="Times New Roman" w:hAnsi="Times New Roman" w:cs="Times New Roman"/>
+                <w:noProof/>
+                <w:sz w:val="26"/>
+                <w:szCs w:val="26"/>
+                <w:lang w:val="vi-VN"/>
+              </w:rPr>
+            </w:pPr>
+            <w:r>
+              <w:rPr>
+                <w:rFonts w:ascii="Times New Roman" w:eastAsia="Times New Roman" w:hAnsi="Times New Roman" w:cs="Times New Roman"/>
+                <w:noProof/>
+                <w:sz w:val="26"/>
+                <w:szCs w:val="26"/>
+                <w:lang w:val="vi-VN"/>
+              </w:rPr>
+              <w:t>ID</w:t>
+            </w:r>
+          </w:p>
+        </w:tc>
+        <w:tc>
+          <w:tcPr>
+            <w:tcW w:w="2481" w:type="dxa"/>
+            <w:hideMark/>
+          </w:tcPr>
+          <w:p>
+            <w:pPr>
+              <w:spacing w:after="480"/>
+              <w:rPr>
+                <w:rFonts w:ascii="Times New Roman" w:eastAsia="Times New Roman" w:hAnsi="Times New Roman" w:cs="Times New Roman"/>
+                <w:noProof/>
+                <w:sz w:val="26"/>
+                <w:szCs w:val="26"/>
+                <w:lang w:val="vi-VN"/>
+              </w:rPr>
+            </w:pPr>
+            <w:r>
+              <w:rPr>
+                <w:rFonts w:ascii="Times New Roman" w:eastAsia="Times New Roman" w:hAnsi="Times New Roman" w:cs="Times New Roman"/>
+                <w:noProof/>
+                <w:sz w:val="26"/>
+                <w:szCs w:val="26"/>
+                <w:lang w:val="vi-VN"/>
+              </w:rPr>
+              <w:t>Tình huống cần phân loại</w:t>
+            </w:r>
+          </w:p>
+        </w:tc>
+        <w:tc>
+          <w:tcPr>
+            <w:tcW w:w="2482" w:type="dxa"/>
+            <w:hideMark/>
+          </w:tcPr>
+          <w:p>
+            <w:pPr>
+              <w:spacing w:after="480"/>
+              <w:rPr>
+                <w:rFonts w:ascii="Times New Roman" w:eastAsia="Times New Roman" w:hAnsi="Times New Roman" w:cs="Times New Roman"/>
+                <w:noProof/>
+                <w:sz w:val="26"/>
+                <w:szCs w:val="26"/>
+                <w:lang w:val="vi-VN"/>
+              </w:rPr>
+            </w:pPr>
+            <w:r>
+              <w:rPr>
+                <w:rFonts w:ascii="Times New Roman" w:eastAsia="Times New Roman" w:hAnsi="Times New Roman" w:cs="Times New Roman"/>
+                <w:noProof/>
+                <w:sz w:val="26"/>
+                <w:szCs w:val="26"/>
+                <w:lang w:val="vi-VN"/>
+              </w:rPr>
+              <w:t>Nhóm nguồn đe dọa</w:t>
+            </w:r>
+          </w:p>
+        </w:tc>
+        <w:tc>
+          <w:tcPr>
+            <w:tcW w:w="0" w:type="auto"/>
+            <w:hideMark/>
+          </w:tcPr>
+          <w:p>
+            <w:pPr>
+              <w:spacing w:after="480"/>
+              <w:rPr>
+                <w:rFonts w:ascii="Times New Roman" w:eastAsia="Times New Roman" w:hAnsi="Times New Roman" w:cs="Times New Roman"/>
+                <w:noProof/>
+                <w:sz w:val="26"/>
+                <w:szCs w:val="26"/>
+                <w:lang w:val="vi-VN"/>
+              </w:rPr>
+            </w:pPr>
+            <w:r>
+              <w:rPr>
+                <w:rFonts w:ascii="Times New Roman" w:eastAsia="Times New Roman" w:hAnsi="Times New Roman" w:cs="Times New Roman"/>
+                <w:noProof/>
+                <w:sz w:val="26"/>
+                <w:szCs w:val="26"/>
+                <w:lang w:val="vi-VN"/>
+              </w:rPr>
+              <w:t>Giải thích tiêu chí phân loại</w:t>
+            </w:r>
+          </w:p>
+        </w:tc>
+      </w:tr>
+      <w:tr>
+        <w:tc>
+          <w:tcPr>
+            <w:tcW w:w="0" w:type="auto"/>
+            <w:hideMark/>
+          </w:tcPr>
+          <w:p>
+            <w:pPr>
+              <w:spacing w:after="480"/>
+              <w:rPr>
+                <w:rFonts w:ascii="Times New Roman" w:eastAsia="Times New Roman" w:hAnsi="Times New Roman" w:cs="Times New Roman"/>
+                <w:noProof/>
+                <w:sz w:val="26"/>
+                <w:szCs w:val="26"/>
+                <w:lang w:val="vi-VN"/>
+              </w:rPr>
+            </w:pPr>
+            <w:r>
+              <w:rPr>
+                <w:rFonts w:ascii="Times New Roman" w:eastAsia="Times New Roman" w:hAnsi="Times New Roman" w:cs="Times New Roman"/>
+                <w:noProof/>
+                <w:sz w:val="26"/>
+                <w:szCs w:val="26"/>
+                <w:lang w:val="vi-VN"/>
+              </w:rPr>
+              <w:t>1</w:t>
+            </w:r>
+          </w:p>
+        </w:tc>
+        <w:tc>
+          <w:tcPr>
+            <w:tcW w:w="2481" w:type="dxa"/>
+            <w:hideMark/>
+          </w:tcPr>
+          <w:p>
+            <w:pPr>
+              <w:spacing w:before="100" w:beforeAutospacing="1" w:after="100" w:afterAutospacing="1"/>
+              <w:rPr>
+                <w:rFonts w:ascii="Times New Roman" w:eastAsia="Times New Roman" w:hAnsi="Times New Roman" w:cs="Times New Roman"/>
+                <w:noProof/>
+                <w:sz w:val="26"/>
+                <w:szCs w:val="26"/>
+                <w:lang w:val="vi-VN"/>
+              </w:rPr>
+            </w:pPr>
+            <w:r>
+              <w:rPr>
+                <w:rFonts w:ascii="Times New Roman" w:eastAsia="Times New Roman" w:hAnsi="Times New Roman" w:cs="Times New Roman"/>
+                <w:noProof/>
+                <w:sz w:val="26"/>
+                <w:szCs w:val="26"/>
+                <w:lang w:val="vi-VN"/>
+              </w:rPr>
+              <w:t xml:space="preserve">Nhân viên xóa nhầm tệp cấu hình đang dùng. </w:t>
+            </w:r>
+          </w:p>
+        </w:tc>
+        <w:tc>
+          <w:tcPr>
+            <w:tcW w:w="2482" w:type="dxa"/>
+            <w:hideMark/>
+          </w:tcPr>
+          <w:p>
+            <w:pPr>
+              <w:spacing w:before="100" w:beforeAutospacing="1" w:after="100" w:afterAutospacing="1"/>
+              <w:rPr>
+                <w:rFonts w:ascii="Times New Roman" w:eastAsia="Times New Roman" w:hAnsi="Times New Roman" w:cs="Times New Roman"/>
+                <w:noProof/>
+                <w:sz w:val="26"/>
+                <w:szCs w:val="26"/>
+                <w:lang w:val="vi-VN"/>
+              </w:rPr>
+            </w:pPr>
+            <w:r>
+              <w:rPr>
+                <w:rFonts w:ascii="Times New Roman" w:eastAsia="Times New Roman" w:hAnsi="Times New Roman" w:cs="Times New Roman"/>
+                <w:noProof/>
+                <w:sz w:val="26"/>
+                <w:szCs w:val="26"/>
+                <w:lang w:val="vi-VN"/>
+              </w:rPr>
+              <w:t>Hành động vô ý</w:t>
+            </w:r>
+          </w:p>
+        </w:tc>
+        <w:tc>
+          <w:tcPr>
+            <w:tcW w:w="0" w:type="auto"/>
+            <w:hideMark/>
+          </w:tcPr>
+          <w:p>
+            <w:pPr>
+              <w:spacing w:before="100" w:beforeAutospacing="1" w:after="100" w:afterAutospacing="1"/>
+              <w:rPr>
+                <w:rFonts w:ascii="Times New Roman" w:eastAsia="Times New Roman" w:hAnsi="Times New Roman" w:cs="Times New Roman"/>
+                <w:noProof/>
+                <w:sz w:val="26"/>
+                <w:szCs w:val="26"/>
+                <w:lang w:val="vi-VN"/>
+              </w:rPr>
+            </w:pPr>
+            <w:r>
+              <w:rPr>
+                <w:rFonts w:ascii="Times New Roman" w:eastAsia="Times New Roman" w:hAnsi="Times New Roman" w:cs="Times New Roman"/>
+                <w:noProof/>
+                <w:sz w:val="26"/>
+                <w:szCs w:val="26"/>
+                <w:lang w:val="vi-VN"/>
+              </w:rPr>
+              <w:t xml:space="preserve">Do sự bất cẩn hoặc sơ suất của con người trong quá trình thao tác, không có mục đích phá hoại. </w:t>
+            </w:r>
+          </w:p>
+        </w:tc>
+      </w:tr>
+      <w:tr>
+        <w:tc>
+          <w:tcPr>
+            <w:tcW w:w="0" w:type="auto"/>
+            <w:hideMark/>
+          </w:tcPr>
+          <w:p>
+            <w:pPr>
+              <w:rPr>
+                <w:rFonts w:ascii="Times New Roman" w:eastAsia="Times New Roman" w:hAnsi="Times New Roman" w:cs="Times New Roman"/>
+                <w:noProof/>
+                <w:sz w:val="26"/>
+                <w:szCs w:val="26"/>
+                <w:lang w:val="vi-VN"/>
+              </w:rPr>
+            </w:pPr>
+            <w:r>
+              <w:rPr>
+                <w:rFonts w:ascii="Times New Roman" w:eastAsia="Times New Roman" w:hAnsi="Times New Roman" w:cs="Times New Roman"/>
+                <w:noProof/>
+                <w:sz w:val="26"/>
+                <w:szCs w:val="26"/>
+                <w:lang w:val="vi-VN"/>
+              </w:rPr>
+              <w:t>2</w:t>
+            </w:r>
+          </w:p>
+        </w:tc>
+        <w:tc>
+          <w:tcPr>
+            <w:tcW w:w="2481" w:type="dxa"/>
+            <w:hideMark/>
+          </w:tcPr>
+          <w:p>
+            <w:pPr>
+              <w:spacing w:before="100" w:beforeAutospacing="1" w:after="100" w:afterAutospacing="1"/>
+              <w:rPr>
+                <w:rFonts w:ascii="Times New Roman" w:eastAsia="Times New Roman" w:hAnsi="Times New Roman" w:cs="Times New Roman"/>
+                <w:noProof/>
+                <w:sz w:val="26"/>
+                <w:szCs w:val="26"/>
+                <w:lang w:val="vi-VN"/>
+              </w:rPr>
+            </w:pPr>
+            <w:r>
+              <w:rPr>
+                <w:rFonts w:ascii="Times New Roman" w:eastAsia="Times New Roman" w:hAnsi="Times New Roman" w:cs="Times New Roman"/>
+                <w:noProof/>
+                <w:sz w:val="26"/>
+                <w:szCs w:val="26"/>
+                <w:lang w:val="vi-VN"/>
+              </w:rPr>
+              <w:t xml:space="preserve">Người có ác ý cài phần mềm thu thập dữ liệu. </w:t>
+            </w:r>
+          </w:p>
+        </w:tc>
+        <w:tc>
+          <w:tcPr>
+            <w:tcW w:w="2482" w:type="dxa"/>
+            <w:hideMark/>
+          </w:tcPr>
+          <w:p>
+            <w:pPr>
+              <w:spacing w:before="100" w:beforeAutospacing="1" w:after="100" w:afterAutospacing="1"/>
+              <w:rPr>
+                <w:rFonts w:ascii="Times New Roman" w:eastAsia="Times New Roman" w:hAnsi="Times New Roman" w:cs="Times New Roman"/>
+                <w:noProof/>
+                <w:sz w:val="26"/>
+                <w:szCs w:val="26"/>
+                <w:lang w:val="vi-VN"/>
+              </w:rPr>
+            </w:pPr>
+            <w:r>
+              <w:rPr>
+                <w:rFonts w:ascii="Times New Roman" w:eastAsia="Times New Roman" w:hAnsi="Times New Roman" w:cs="Times New Roman"/>
+                <w:noProof/>
+                <w:sz w:val="26"/>
+                <w:szCs w:val="26"/>
+                <w:lang w:val="vi-VN"/>
+              </w:rPr>
+              <w:t>Hành động cố ý</w:t>
+            </w:r>
+          </w:p>
+        </w:tc>
+        <w:tc>
+          <w:tcPr>
+            <w:tcW w:w="0" w:type="auto"/>
+            <w:hideMark/>
+          </w:tcPr>
+          <w:p>
+            <w:pPr>
+              <w:spacing w:before="100" w:beforeAutospacing="1" w:after="100" w:afterAutospacing="1"/>
+              <w:rPr>
+                <w:rFonts w:ascii="Times New Roman" w:eastAsia="Times New Roman" w:hAnsi="Times New Roman" w:cs="Times New Roman"/>
+                <w:noProof/>
+                <w:sz w:val="26"/>
+                <w:szCs w:val="26"/>
+                <w:lang w:val="vi-VN"/>
+              </w:rPr>
+            </w:pPr>
+            <w:r>
+              <w:rPr>
+                <w:rFonts w:ascii="Times New Roman" w:eastAsia="Times New Roman" w:hAnsi="Times New Roman" w:cs="Times New Roman"/>
+                <w:noProof/>
+                <w:sz w:val="26"/>
+                <w:szCs w:val="26"/>
+                <w:lang w:val="vi-VN"/>
+              </w:rPr>
+              <w:t xml:space="preserve">Có động cơ xấu và chủ động thực hiện hành vi xâm nhập/cài mã độc nhằm đánh cắp dữ liệu. </w:t>
+            </w:r>
+          </w:p>
+        </w:tc>
+      </w:tr>
+      <w:tr>
+        <w:tc>
+          <w:tcPr>
+            <w:tcW w:w="0" w:type="auto"/>
+            <w:hideMark/>
+          </w:tcPr>
+          <w:p>
+            <w:pPr>
+              <w:rPr>
+                <w:rFonts w:ascii="Times New Roman" w:eastAsia="Times New Roman" w:hAnsi="Times New Roman" w:cs="Times New Roman"/>
+                <w:noProof/>
+                <w:sz w:val="26"/>
+                <w:szCs w:val="26"/>
+                <w:lang w:val="vi-VN"/>
+              </w:rPr>
+            </w:pPr>
+            <w:r>
+              <w:rPr>
+                <w:rFonts w:ascii="Times New Roman" w:eastAsia="Times New Roman" w:hAnsi="Times New Roman" w:cs="Times New Roman"/>
+                <w:noProof/>
+                <w:sz w:val="26"/>
+                <w:szCs w:val="26"/>
+                <w:lang w:val="vi-VN"/>
+              </w:rPr>
+              <w:t>3</w:t>
+            </w:r>
+          </w:p>
+        </w:tc>
+        <w:tc>
+          <w:tcPr>
+            <w:tcW w:w="2481" w:type="dxa"/>
+            <w:hideMark/>
+          </w:tcPr>
+          <w:p>
+            <w:pPr>
+              <w:spacing w:before="100" w:beforeAutospacing="1" w:after="100" w:afterAutospacing="1"/>
+              <w:rPr>
+                <w:rFonts w:ascii="Times New Roman" w:eastAsia="Times New Roman" w:hAnsi="Times New Roman" w:cs="Times New Roman"/>
+                <w:noProof/>
+                <w:sz w:val="26"/>
+                <w:szCs w:val="26"/>
+                <w:lang w:val="vi-VN"/>
+              </w:rPr>
+            </w:pPr>
+            <w:r>
+              <w:rPr>
+                <w:rFonts w:ascii="Times New Roman" w:eastAsia="Times New Roman" w:hAnsi="Times New Roman" w:cs="Times New Roman"/>
+                <w:noProof/>
+                <w:sz w:val="26"/>
+                <w:szCs w:val="26"/>
+                <w:lang w:val="vi-VN"/>
+              </w:rPr>
+              <w:t xml:space="preserve">Mất điện kéo dài làm dịch vụ dừng và file chưa ghi bị mất. </w:t>
+            </w:r>
+          </w:p>
+        </w:tc>
+        <w:tc>
+          <w:tcPr>
+            <w:tcW w:w="2482" w:type="dxa"/>
+            <w:hideMark/>
+          </w:tcPr>
+          <w:p>
+            <w:pPr>
+              <w:spacing w:before="100" w:beforeAutospacing="1" w:after="100" w:afterAutospacing="1"/>
+              <w:rPr>
+                <w:rFonts w:ascii="Times New Roman" w:eastAsia="Times New Roman" w:hAnsi="Times New Roman" w:cs="Times New Roman"/>
+                <w:noProof/>
+                <w:sz w:val="26"/>
+                <w:szCs w:val="26"/>
+                <w:lang w:val="vi-VN"/>
+              </w:rPr>
+            </w:pPr>
+            <w:r>
+              <w:rPr>
+                <w:rFonts w:ascii="Times New Roman" w:eastAsia="Times New Roman" w:hAnsi="Times New Roman" w:cs="Times New Roman"/>
+                <w:noProof/>
+                <w:sz w:val="26"/>
+                <w:szCs w:val="26"/>
+                <w:lang w:val="vi-VN"/>
+              </w:rPr>
+              <w:t>Thảm họa tự nhiên / Sự cố hạ tầng</w:t>
+            </w:r>
+          </w:p>
+        </w:tc>
+        <w:tc>
+          <w:tcPr>
+            <w:tcW w:w="0" w:type="auto"/>
+            <w:hideMark/>
+          </w:tcPr>
+          <w:p>
+            <w:pPr>
+              <w:spacing w:before="100" w:beforeAutospacing="1" w:after="100" w:afterAutospacing="1"/>
+              <w:rPr>
+                <w:rFonts w:ascii="Times New Roman" w:eastAsia="Times New Roman" w:hAnsi="Times New Roman" w:cs="Times New Roman"/>
+                <w:noProof/>
+                <w:sz w:val="26"/>
+                <w:szCs w:val="26"/>
+                <w:lang w:val="vi-VN"/>
+              </w:rPr>
+            </w:pPr>
+            <w:r>
+              <w:rPr>
+                <w:rFonts w:ascii="Times New Roman" w:eastAsia="Times New Roman" w:hAnsi="Times New Roman" w:cs="Times New Roman"/>
+                <w:noProof/>
+                <w:sz w:val="26"/>
+                <w:szCs w:val="26"/>
+                <w:lang w:val="vi-VN"/>
+              </w:rPr>
+              <w:t xml:space="preserve">Sự cố môi trường/hạ tầng ngoài tầm kiểm soát trực tiếp của phần mềm hệ thống. </w:t>
+            </w:r>
+          </w:p>
+        </w:tc>
+      </w:tr>
+      <w:tr>
+        <w:tc>
+          <w:tcPr>
+            <w:tcW w:w="0" w:type="auto"/>
+            <w:hideMark/>
+          </w:tcPr>
+          <w:p>
+            <w:pPr>
+              <w:rPr>
+                <w:rFonts w:ascii="Times New Roman" w:eastAsia="Times New Roman" w:hAnsi="Times New Roman" w:cs="Times New Roman"/>
+                <w:noProof/>
+                <w:sz w:val="26"/>
+                <w:szCs w:val="26"/>
+                <w:lang w:val="vi-VN"/>
+              </w:rPr>
+            </w:pPr>
+            <w:r>
+              <w:rPr>
+                <w:rFonts w:ascii="Times New Roman" w:eastAsia="Times New Roman" w:hAnsi="Times New Roman" w:cs="Times New Roman"/>
+                <w:noProof/>
+                <w:sz w:val="26"/>
+                <w:szCs w:val="26"/>
+                <w:lang w:val="vi-VN"/>
+              </w:rPr>
+              <w:t>4</w:t>
+            </w:r>
+          </w:p>
+        </w:tc>
+        <w:tc>
+          <w:tcPr>
+            <w:tcW w:w="2481" w:type="dxa"/>
+            <w:hideMark/>
+          </w:tcPr>
+          <w:p>
+            <w:pPr>
+              <w:spacing w:before="100" w:beforeAutospacing="1" w:after="100" w:afterAutospacing="1"/>
+              <w:rPr>
+                <w:rFonts w:ascii="Times New Roman" w:eastAsia="Times New Roman" w:hAnsi="Times New Roman" w:cs="Times New Roman"/>
+                <w:noProof/>
+                <w:sz w:val="26"/>
+                <w:szCs w:val="26"/>
+                <w:lang w:val="vi-VN"/>
+              </w:rPr>
+            </w:pPr>
+            <w:r>
+              <w:rPr>
+                <w:rFonts w:ascii="Times New Roman" w:eastAsia="Times New Roman" w:hAnsi="Times New Roman" w:cs="Times New Roman"/>
+                <w:noProof/>
+                <w:sz w:val="26"/>
+                <w:szCs w:val="26"/>
+                <w:lang w:val="vi-VN"/>
+              </w:rPr>
+              <w:t xml:space="preserve">Ổ đĩa hỏng hoặc dịch vụ treo do lỗi phần mềm. </w:t>
+            </w:r>
+          </w:p>
+        </w:tc>
+        <w:tc>
+          <w:tcPr>
+            <w:tcW w:w="2482" w:type="dxa"/>
+            <w:hideMark/>
+          </w:tcPr>
+          <w:p>
+            <w:pPr>
+              <w:spacing w:before="100" w:beforeAutospacing="1" w:after="100" w:afterAutospacing="1"/>
+              <w:rPr>
+                <w:rFonts w:ascii="Times New Roman" w:eastAsia="Times New Roman" w:hAnsi="Times New Roman" w:cs="Times New Roman"/>
+                <w:noProof/>
+                <w:sz w:val="26"/>
+                <w:szCs w:val="26"/>
+                <w:lang w:val="vi-VN"/>
+              </w:rPr>
+            </w:pPr>
+            <w:r>
+              <w:rPr>
+                <w:rFonts w:ascii="Times New Roman" w:eastAsia="Times New Roman" w:hAnsi="Times New Roman" w:cs="Times New Roman"/>
+                <w:noProof/>
+                <w:sz w:val="26"/>
+                <w:szCs w:val="26"/>
+                <w:lang w:val="vi-VN"/>
+              </w:rPr>
+              <w:t>Lỗi kỹ thuật</w:t>
+            </w:r>
+          </w:p>
+        </w:tc>
+        <w:tc>
+          <w:tcPr>
+            <w:tcW w:w="0" w:type="auto"/>
+            <w:hideMark/>
+          </w:tcPr>
+          <w:p>
+            <w:pPr>
+              <w:spacing w:before="100" w:beforeAutospacing="1" w:after="100" w:afterAutospacing="1"/>
+              <w:rPr>
+                <w:rFonts w:ascii="Times New Roman" w:eastAsia="Times New Roman" w:hAnsi="Times New Roman" w:cs="Times New Roman"/>
+                <w:noProof/>
+                <w:sz w:val="26"/>
+                <w:szCs w:val="26"/>
+                <w:lang w:val="vi-VN"/>
+              </w:rPr>
+            </w:pPr>
+            <w:r>
+              <w:rPr>
+                <w:rFonts w:ascii="Times New Roman" w:eastAsia="Times New Roman" w:hAnsi="Times New Roman" w:cs="Times New Roman"/>
+                <w:noProof/>
+                <w:sz w:val="26"/>
+                <w:szCs w:val="26"/>
+                <w:lang w:val="vi-VN"/>
+              </w:rPr>
+              <w:t xml:space="preserve">Phát sinh từ hỏng hóc phần cứng (ổ đĩa) hoặc lỗi lập trình/bug của phần mềm. </w:t>
+            </w:r>
+          </w:p>
+        </w:tc>
+      </w:tr>
+      <w:tr>
+        <w:tc>
+          <w:tcPr>
+            <w:tcW w:w="0" w:type="auto"/>
+            <w:hideMark/>
+          </w:tcPr>
+          <w:p>
+            <w:pPr>
+              <w:rPr>
+                <w:rFonts w:ascii="Times New Roman" w:eastAsia="Times New Roman" w:hAnsi="Times New Roman" w:cs="Times New Roman"/>
+                <w:noProof/>
+                <w:sz w:val="26"/>
+                <w:szCs w:val="26"/>
+                <w:lang w:val="vi-VN"/>
+              </w:rPr>
+            </w:pPr>
+            <w:r>
+              <w:rPr>
+                <w:rFonts w:ascii="Times New Roman" w:eastAsia="Times New Roman" w:hAnsi="Times New Roman" w:cs="Times New Roman"/>
+                <w:noProof/>
+                <w:sz w:val="26"/>
+                <w:szCs w:val="26"/>
+                <w:lang w:val="vi-VN"/>
+              </w:rPr>
+              <w:t>5</w:t>
+            </w:r>
+          </w:p>
+        </w:tc>
+        <w:tc>
+          <w:tcPr>
+            <w:tcW w:w="2481" w:type="dxa"/>
+            <w:hideMark/>
+          </w:tcPr>
+          <w:p>
+            <w:pPr>
+              <w:spacing w:before="100" w:beforeAutospacing="1" w:after="100" w:afterAutospacing="1"/>
+              <w:rPr>
+                <w:rFonts w:ascii="Times New Roman" w:eastAsia="Times New Roman" w:hAnsi="Times New Roman" w:cs="Times New Roman"/>
+                <w:noProof/>
+                <w:sz w:val="26"/>
+                <w:szCs w:val="26"/>
+                <w:lang w:val="vi-VN"/>
+              </w:rPr>
+            </w:pPr>
+            <w:r>
+              <w:rPr>
+                <w:rFonts w:ascii="Times New Roman" w:eastAsia="Times New Roman" w:hAnsi="Times New Roman" w:cs="Times New Roman"/>
+                <w:noProof/>
+                <w:sz w:val="26"/>
+                <w:szCs w:val="26"/>
+                <w:lang w:val="vi-VN"/>
+              </w:rPr>
+              <w:t xml:space="preserve">Tổ chức không áp dụng chính sách </w:t>
+            </w:r>
+            <w:r>
+              <w:rPr>
+                <w:rFonts w:ascii="Times New Roman" w:eastAsia="Times New Roman" w:hAnsi="Times New Roman" w:cs="Times New Roman"/>
+                <w:noProof/>
+                <w:sz w:val="26"/>
+                <w:szCs w:val="26"/>
+                <w:lang w:val="vi-VN"/>
+              </w:rPr>
+              <w:lastRenderedPageBreak/>
+              <w:t xml:space="preserve">backup/patching dù đã có yêu cầu. </w:t>
+            </w:r>
+          </w:p>
+        </w:tc>
+        <w:tc>
+          <w:tcPr>
+            <w:tcW w:w="2482" w:type="dxa"/>
+            <w:hideMark/>
+          </w:tcPr>
+          <w:p>
+            <w:pPr>
+              <w:spacing w:before="100" w:beforeAutospacing="1" w:after="100" w:afterAutospacing="1"/>
+              <w:rPr>
+                <w:rFonts w:ascii="Times New Roman" w:eastAsia="Times New Roman" w:hAnsi="Times New Roman" w:cs="Times New Roman"/>
+                <w:noProof/>
+                <w:sz w:val="26"/>
+                <w:szCs w:val="26"/>
+                <w:lang w:val="vi-VN"/>
+              </w:rPr>
+            </w:pPr>
+            <w:r>
+              <w:rPr>
+                <w:rFonts w:ascii="Times New Roman" w:eastAsia="Times New Roman" w:hAnsi="Times New Roman" w:cs="Times New Roman"/>
+                <w:noProof/>
+                <w:sz w:val="26"/>
+                <w:szCs w:val="26"/>
+                <w:lang w:val="vi-VN"/>
+              </w:rPr>
+              <w:lastRenderedPageBreak/>
+              <w:t>Lỗi quản lý</w:t>
+            </w:r>
+          </w:p>
+        </w:tc>
+        <w:tc>
+          <w:tcPr>
+            <w:tcW w:w="0" w:type="auto"/>
+            <w:hideMark/>
+          </w:tcPr>
+          <w:p>
+            <w:pPr>
+              <w:spacing w:before="100" w:beforeAutospacing="1" w:after="100" w:afterAutospacing="1"/>
+              <w:rPr>
+                <w:rFonts w:ascii="Times New Roman" w:eastAsia="Times New Roman" w:hAnsi="Times New Roman" w:cs="Times New Roman"/>
+                <w:noProof/>
+                <w:sz w:val="26"/>
+                <w:szCs w:val="26"/>
+                <w:lang w:val="vi-VN"/>
+              </w:rPr>
+            </w:pPr>
+            <w:r>
+              <w:rPr>
+                <w:rFonts w:ascii="Times New Roman" w:eastAsia="Times New Roman" w:hAnsi="Times New Roman" w:cs="Times New Roman"/>
+                <w:noProof/>
+                <w:sz w:val="26"/>
+                <w:szCs w:val="26"/>
+                <w:lang w:val="vi-VN"/>
+              </w:rPr>
+              <w:t xml:space="preserve">Tới từ sự thiếu sót trong quy trình, chính sách, giám sát và thực thi </w:t>
+            </w:r>
+            <w:r>
+              <w:rPr>
+                <w:rFonts w:ascii="Times New Roman" w:eastAsia="Times New Roman" w:hAnsi="Times New Roman" w:cs="Times New Roman"/>
+                <w:noProof/>
+                <w:sz w:val="26"/>
+                <w:szCs w:val="26"/>
+                <w:lang w:val="vi-VN"/>
+              </w:rPr>
+              <w:lastRenderedPageBreak/>
+              <w:t xml:space="preserve">quy định an toàn thông tin của ban quản lý. </w:t>
+            </w:r>
+          </w:p>
+        </w:tc>
+      </w:tr>
+    </w:tbl>
+    <w:p>
+      <w:pPr>
+        <w:rPr>
+          <w:lang w:val="vi-VN"/>
+        </w:rPr>
+      </w:pPr>
+    </w:p>
+    <w:p>
+      <w:pPr>
+        <w:pStyle w:val="Heading2"/>
+        <w:spacing w:after="186" w:line="360" w:lineRule="auto"/>
         <w:ind w:left="-5"/>
         <w:rPr>
           <w:noProof/>
@@ -9512,7 +10201,6 @@
           <w:szCs w:val="26"/>
           <w:lang w:val="vi-VN"/>
         </w:rPr>
-        <w:lastRenderedPageBreak/>
         <w:t>PowerShell (Administrator) – EICAR và lịch sử phát hiện</w:t>
       </w:r>
       <w:r>
@@ -9823,6 +10511,7 @@
           <w:szCs w:val="26"/>
           <w:lang w:val="vi-VN"/>
         </w:rPr>
+        <w:lastRenderedPageBreak/>
         <w:t xml:space="preserve">Bước 3. </w:t>
       </w:r>
       <w:r>
@@ -10174,7 +10863,6 @@
                 <w:szCs w:val="26"/>
                 <w:lang w:val="vi-VN"/>
               </w:rPr>
-              <w:lastRenderedPageBreak/>
               <w:t xml:space="preserve">PASS TH2: </w:t>
             </w:r>
             <w:r>
@@ -10484,6 +11172,7 @@
                 <w:szCs w:val="26"/>
                 <w:lang w:val="vi-VN"/>
               </w:rPr>
+              <w:lastRenderedPageBreak/>
               <w:t xml:space="preserve">$pw = Read-Host 'Nhap mat khau chi dung cho LAB3' -AsSecureString </w:t>
             </w:r>
           </w:p>
@@ -10516,6 +11205,7 @@
           <w:szCs w:val="26"/>
           <w:lang w:val="vi-VN"/>
         </w:rPr>
+        <w:lastRenderedPageBreak/>
         <w:t xml:space="preserve">New-LocalUser -Name 'lab3user' -Password $pw -FullName 'LAB3 Test User' ` </w:t>
       </w:r>
     </w:p>
@@ -10867,7 +11557,6 @@
           <w:szCs w:val="26"/>
           <w:lang w:val="vi-VN"/>
         </w:rPr>
-        <w:lastRenderedPageBreak/>
         <w:t xml:space="preserve">Get-WinEvent -FilterHashtable @{LogName='Security'; </w:t>
       </w:r>
     </w:p>
@@ -11122,6 +11811,7 @@
                 <w:szCs w:val="26"/>
                 <w:lang w:val="vi-VN"/>
               </w:rPr>
+              <w:lastRenderedPageBreak/>
               <w:t>VỊ TRÍ HÌNH H5 – ẢNH CHỤP TRỰC TIẾP TỪ VM/PC SINH VIÊN</w:t>
             </w:r>
             <w:r>
@@ -11525,7 +12215,6 @@
           <w:szCs w:val="26"/>
           <w:lang w:val="vi-VN"/>
         </w:rPr>
-        <w:lastRenderedPageBreak/>
         <w:t>Phân tích keylogging: giải thích vì sao độ dài/độ phức tạp của mật khẩu không ngăn được việc mật khẩu bị thu trực tiếp khi người dùng gõ; chỉ ra vai trò của endpoint protection, kiểm soát phần mềm, MFA/passkey, phishing resistance và credential rotation khi nghi ngờ lộ thông tin.</w:t>
       </w:r>
       <w:r>
@@ -11609,6 +12298,7 @@
           <w:szCs w:val="26"/>
           <w:lang w:val="vi-VN"/>
         </w:rPr>
+        <w:lastRenderedPageBreak/>
         <w:t>4. Tình huống 4 – Backdoor: nhận diện persistence và dịch vụ lắng nghe không được phê duyệt</w:t>
       </w:r>
       <w:r>
@@ -12004,7 +12694,6 @@
                 <w:szCs w:val="26"/>
                 <w:lang w:val="vi-VN"/>
               </w:rPr>
-              <w:lastRenderedPageBreak/>
               <w:t>VỊ TRÍ HÌNH H6 – ẢNH CHỤP TRỰC TIẾP TỪ VM/PC SINH VIÊN</w:t>
             </w:r>
             <w:r>
@@ -12266,6 +12955,7 @@
           <w:szCs w:val="26"/>
           <w:lang w:val="vi-VN"/>
         </w:rPr>
+        <w:lastRenderedPageBreak/>
         <w:t>4.2. Tạo persistence lành tính và kiểm tra sau logon</w:t>
       </w:r>
       <w:r>
@@ -12690,7 +13380,6 @@
           <w:szCs w:val="26"/>
           <w:lang w:val="vi-VN"/>
         </w:rPr>
-        <w:lastRenderedPageBreak/>
         <w:t>Lưu công việc, restart VM, đăng nhập đúng tài khoản đã tạo task. Sau logon, xác minh Notepad tự mở hoặc Run value còn tồn tại; xác minh C:</w:t>
       </w:r>
       <w:r>
@@ -12973,6 +13662,7 @@
                 <w:szCs w:val="26"/>
                 <w:lang w:val="vi-VN"/>
               </w:rPr>
+              <w:lastRenderedPageBreak/>
               <w:t xml:space="preserve">Nguồn giao diện chính thức để đối chiếu: </w:t>
             </w:r>
             <w:r>
@@ -13459,7 +14149,6 @@
           <w:szCs w:val="26"/>
           <w:lang w:val="vi-VN"/>
         </w:rPr>
-        <w:lastRenderedPageBreak/>
         <w:t>PowerShell – HTTP server chỉ lắng nghe 127.0.0.1:8080</w:t>
       </w:r>
       <w:r>
@@ -13682,6 +14371,7 @@
           <w:szCs w:val="26"/>
           <w:lang w:val="vi-VN"/>
         </w:rPr>
+        <w:lastRenderedPageBreak/>
         <w:t xml:space="preserve">Bước 6. </w:t>
       </w:r>
       <w:r>
@@ -14211,18 +14901,7 @@
           <w:szCs w:val="26"/>
           <w:lang w:val="vi-VN"/>
         </w:rPr>
-        <w:t xml:space="preserve">Sniffing có thể được dùng hợp pháp để chẩn đoán mạng, nhưng cũng có thể bị lạm dụng để thu thập dữ liệu không mã hóa. Tình huống này chỉ capture traffic của chính </w:t>
-      </w:r>
-      <w:r>
-        <w:rPr>
-          <w:rFonts w:ascii="Times New Roman" w:hAnsi="Times New Roman" w:cs="Times New Roman"/>
-          <w:noProof/>
-          <w:sz w:val="26"/>
-          <w:szCs w:val="26"/>
-          <w:lang w:val="vi-VN"/>
-        </w:rPr>
-        <w:lastRenderedPageBreak/>
-        <w:t>VM. Không thực hiện ARP poisoning, DNS spoofing, Wi</w:t>
+        <w:t>Sniffing có thể được dùng hợp pháp để chẩn đoán mạng, nhưng cũng có thể bị lạm dụng để thu thập dữ liệu không mã hóa. Tình huống này chỉ capture traffic của chính VM. Không thực hiện ARP poisoning, DNS spoofing, Wi</w:t>
       </w:r>
       <w:r>
         <w:rPr>
@@ -14406,6 +15085,7 @@
           <w:szCs w:val="26"/>
           <w:lang w:val="vi-VN"/>
         </w:rPr>
+        <w:lastRenderedPageBreak/>
         <w:t>PowerShell – HTTP request cục bộ</w:t>
       </w:r>
       <w:r>
@@ -14976,7 +15656,6 @@
           <w:szCs w:val="26"/>
           <w:lang w:val="vi-VN"/>
         </w:rPr>
-        <w:lastRenderedPageBreak/>
         <w:t>PowerShell – tạo TLS traffic tới domain dành cho ví dụ</w:t>
       </w:r>
       <w:r>
@@ -15159,6 +15838,7 @@
           <w:szCs w:val="26"/>
           <w:lang w:val="vi-VN"/>
         </w:rPr>
+        <w:lastRenderedPageBreak/>
         <w:t>Sinh viên xác định những gì vẫn quan sát được ở metadata (địa chỉ IP, cổng, kích thước, thời gian, một số thông tin handshake tùy phiên bản TLS) và những gì không còn đọc trực tiếp như HTTP payload/Request URI. Liên hệ với các biện pháp trong bài học: HTTPS, HSTS, cập nhật hệ thống, thận trọng với Wi</w:t>
       </w:r>
       <w:r>
@@ -15521,7 +16201,6 @@
           <w:szCs w:val="26"/>
           <w:lang w:val="vi-VN"/>
         </w:rPr>
-        <w:lastRenderedPageBreak/>
         <w:t>6. Tình huống 6 – DoS, DDoS và Mail Bombing</w:t>
       </w:r>
       <w:r>
@@ -15691,6 +16370,7 @@
           <w:szCs w:val="26"/>
           <w:lang w:val="vi-VN"/>
         </w:rPr>
+        <w:lastRenderedPageBreak/>
         <w:t xml:space="preserve">Bước 2. </w:t>
       </w:r>
       <w:r>
@@ -16141,7 +16821,6 @@
           <w:szCs w:val="26"/>
           <w:lang w:val="vi-VN"/>
         </w:rPr>
-        <w:lastRenderedPageBreak/>
         <w:t>PowerShell – thống kê volume/sender; không gửi email</w:t>
       </w:r>
       <w:r>
@@ -16407,6 +17086,7 @@
                 <w:szCs w:val="26"/>
                 <w:lang w:val="vi-VN"/>
               </w:rPr>
+              <w:lastRenderedPageBreak/>
               <w:t>VỊ TRÍ HÌNH H10 – ẢNH CHỤP TRỰC TIẾP TỪ VM/PC SINH VIÊN</w:t>
             </w:r>
             <w:r>
@@ -16815,18 +17495,7 @@
           <w:szCs w:val="26"/>
           <w:lang w:val="vi-VN"/>
         </w:rPr>
-        <w:t xml:space="preserve">To khác From, yêu cầu truy cập link/cung cấp thông tin </w:t>
-      </w:r>
-      <w:r>
-        <w:rPr>
-          <w:rFonts w:ascii="Times New Roman" w:hAnsi="Times New Roman" w:cs="Times New Roman"/>
-          <w:noProof/>
-          <w:sz w:val="26"/>
-          <w:szCs w:val="26"/>
-          <w:lang w:val="vi-VN"/>
-        </w:rPr>
-        <w:lastRenderedPageBreak/>
-        <w:t>xác thực. Không truy cập domain trong mẫu; domain .example/.invalid chỉ phục vụ tài liệu/kiểm thử.</w:t>
+        <w:t>To khác From, yêu cầu truy cập link/cung cấp thông tin xác thực. Không truy cập domain trong mẫu; domain .example/.invalid chỉ phục vụ tài liệu/kiểm thử.</w:t>
       </w:r>
       <w:r>
         <w:rPr>
@@ -17010,6 +17679,7 @@
           <w:szCs w:val="26"/>
           <w:lang w:val="vi-VN"/>
         </w:rPr>
+        <w:lastRenderedPageBreak/>
         <w:t>Trong báo cáo, tạo bảng CaseID → loại tấn công → dấu hiệu → biện pháp phòng tránh. Đối với Spear Phishing, chỉ ra yếu tố cá nhân hóa nào khiến thông điệp thuyết phục hơn.</w:t>
       </w:r>
       <w:r>
@@ -22485,7 +23155,7 @@
           <w:lang w:val="vi-VN"/>
         </w:rPr>
       </w:pPr>
-      <w:hyperlink r:id="rId12">
+      <w:hyperlink r:id="rId13">
         <w:r>
           <w:rPr>
             <w:rFonts w:ascii="Times New Roman" w:eastAsia="Times New Roman" w:hAnsi="Times New Roman" w:cs="Times New Roman"/>
@@ -22499,7 +23169,7 @@
           <w:t>https://support.microsoft.com/vi</w:t>
         </w:r>
       </w:hyperlink>
-      <w:hyperlink r:id="rId13">
+      <w:hyperlink r:id="rId14">
         <w:r>
           <w:rPr>
             <w:rFonts w:ascii="Times New Roman" w:eastAsia="Times New Roman" w:hAnsi="Times New Roman" w:cs="Times New Roman"/>
@@ -22513,7 +23183,7 @@
           <w:t>-</w:t>
         </w:r>
       </w:hyperlink>
-      <w:hyperlink r:id="rId14">
+      <w:hyperlink r:id="rId15">
         <w:r>
           <w:rPr>
             <w:rFonts w:ascii="Times New Roman" w:eastAsia="Times New Roman" w:hAnsi="Times New Roman" w:cs="Times New Roman"/>
@@ -22527,7 +23197,7 @@
           <w:t>vn/servicing/os/windows</w:t>
         </w:r>
       </w:hyperlink>
-      <w:hyperlink r:id="rId15">
+      <w:hyperlink r:id="rId16">
         <w:r>
           <w:rPr>
             <w:rFonts w:ascii="Times New Roman" w:eastAsia="Times New Roman" w:hAnsi="Times New Roman" w:cs="Times New Roman"/>
@@ -22541,7 +23211,7 @@
           <w:t>-</w:t>
         </w:r>
       </w:hyperlink>
-      <w:hyperlink r:id="rId16">
+      <w:hyperlink r:id="rId17">
         <w:r>
           <w:rPr>
             <w:rFonts w:ascii="Times New Roman" w:eastAsia="Times New Roman" w:hAnsi="Times New Roman" w:cs="Times New Roman"/>
@@ -22555,7 +23225,7 @@
           <w:t>11/2026/09/kb5124008</w:t>
         </w:r>
       </w:hyperlink>
-      <w:hyperlink r:id="rId17">
+      <w:hyperlink r:id="rId18">
         <w:r>
           <w:rPr>
             <w:rFonts w:ascii="Times New Roman" w:eastAsia="Times New Roman" w:hAnsi="Times New Roman" w:cs="Times New Roman"/>
@@ -22569,7 +23239,7 @@
           <w:t>-</w:t>
         </w:r>
       </w:hyperlink>
-      <w:hyperlink r:id="rId18">
+      <w:hyperlink r:id="rId19">
         <w:r>
           <w:rPr>
             <w:rFonts w:ascii="Times New Roman" w:eastAsia="Times New Roman" w:hAnsi="Times New Roman" w:cs="Times New Roman"/>
@@ -22583,7 +23253,7 @@
           <w:t>windows</w:t>
         </w:r>
       </w:hyperlink>
-      <w:hyperlink r:id="rId19">
+      <w:hyperlink r:id="rId20">
         <w:r>
           <w:rPr>
             <w:rFonts w:ascii="Times New Roman" w:eastAsia="Times New Roman" w:hAnsi="Times New Roman" w:cs="Times New Roman"/>
@@ -22597,7 +23267,7 @@
           <w:t>-</w:t>
         </w:r>
       </w:hyperlink>
-      <w:hyperlink r:id="rId20">
+      <w:hyperlink r:id="rId21">
         <w:r>
           <w:rPr>
             <w:rFonts w:ascii="Times New Roman" w:eastAsia="Times New Roman" w:hAnsi="Times New Roman" w:cs="Times New Roman"/>
@@ -22611,7 +23281,7 @@
           <w:t>11</w:t>
         </w:r>
       </w:hyperlink>
-      <w:hyperlink r:id="rId21">
+      <w:hyperlink r:id="rId22">
         <w:r>
           <w:rPr>
             <w:rFonts w:ascii="Times New Roman" w:eastAsia="Times New Roman" w:hAnsi="Times New Roman" w:cs="Times New Roman"/>
@@ -22625,7 +23295,7 @@
           <w:t>-</w:t>
         </w:r>
       </w:hyperlink>
-      <w:hyperlink r:id="rId22">
+      <w:hyperlink r:id="rId23">
         <w:r>
           <w:rPr>
             <w:rFonts w:ascii="Times New Roman" w:eastAsia="Times New Roman" w:hAnsi="Times New Roman" w:cs="Times New Roman"/>
@@ -22639,7 +23309,7 @@
           <w:t>24h2</w:t>
         </w:r>
       </w:hyperlink>
-      <w:hyperlink r:id="rId23">
+      <w:hyperlink r:id="rId24">
         <w:r>
           <w:rPr>
             <w:rFonts w:ascii="Times New Roman" w:eastAsia="Times New Roman" w:hAnsi="Times New Roman" w:cs="Times New Roman"/>
@@ -22653,7 +23323,7 @@
           <w:t>-</w:t>
         </w:r>
       </w:hyperlink>
-      <w:hyperlink r:id="rId24">
+      <w:hyperlink r:id="rId25">
         <w:r>
           <w:rPr>
             <w:rFonts w:ascii="Times New Roman" w:eastAsia="Times New Roman" w:hAnsi="Times New Roman" w:cs="Times New Roman"/>
@@ -22667,8 +23337,8 @@
           <w:t>25h2</w:t>
         </w:r>
       </w:hyperlink>
-      <w:hyperlink r:id="rId25"/>
-      <w:hyperlink r:id="rId26">
+      <w:hyperlink r:id="rId26"/>
+      <w:hyperlink r:id="rId27">
         <w:r>
           <w:rPr>
             <w:rFonts w:ascii="Times New Roman" w:eastAsia="Times New Roman" w:hAnsi="Times New Roman" w:cs="Times New Roman"/>
@@ -22682,7 +23352,7 @@
           <w:t>security</w:t>
         </w:r>
       </w:hyperlink>
-      <w:hyperlink r:id="rId27">
+      <w:hyperlink r:id="rId28">
         <w:r>
           <w:rPr>
             <w:rFonts w:ascii="Times New Roman" w:eastAsia="Times New Roman" w:hAnsi="Times New Roman" w:cs="Times New Roman"/>
@@ -22696,7 +23366,7 @@
           <w:t>-</w:t>
         </w:r>
       </w:hyperlink>
-      <w:hyperlink r:id="rId28">
+      <w:hyperlink r:id="rId29">
         <w:r>
           <w:rPr>
             <w:rFonts w:ascii="Times New Roman" w:eastAsia="Times New Roman" w:hAnsi="Times New Roman" w:cs="Times New Roman"/>
@@ -22710,7 +23380,7 @@
           <w:t>update</w:t>
         </w:r>
       </w:hyperlink>
-      <w:hyperlink r:id="rId29">
+      <w:hyperlink r:id="rId30">
         <w:r>
           <w:rPr>
             <w:rFonts w:ascii="Times New Roman" w:eastAsia="Times New Roman" w:hAnsi="Times New Roman" w:cs="Times New Roman"/>
@@ -22771,7 +23441,7 @@
         </w:rPr>
         <w:t xml:space="preserve">VMware Cloud Foundation. VMware Workstation and Fusion 26H1. </w:t>
       </w:r>
-      <w:hyperlink r:id="rId30">
+      <w:hyperlink r:id="rId31">
         <w:r>
           <w:rPr>
             <w:rFonts w:ascii="Times New Roman" w:eastAsia="Times New Roman" w:hAnsi="Times New Roman" w:cs="Times New Roman"/>
@@ -22785,8 +23455,8 @@
           <w:t>https://blogs.vmware.com/cloud</w:t>
         </w:r>
       </w:hyperlink>
-      <w:hyperlink r:id="rId31"/>
-      <w:hyperlink r:id="rId32">
+      <w:hyperlink r:id="rId32"/>
+      <w:hyperlink r:id="rId33">
         <w:r>
           <w:rPr>
             <w:rFonts w:ascii="Times New Roman" w:eastAsia="Times New Roman" w:hAnsi="Times New Roman" w:cs="Times New Roman"/>
@@ -22800,7 +23470,7 @@
           <w:t>foundation/2026/05/14/announcing</w:t>
         </w:r>
       </w:hyperlink>
-      <w:hyperlink r:id="rId33">
+      <w:hyperlink r:id="rId34">
         <w:r>
           <w:rPr>
             <w:rFonts w:ascii="Times New Roman" w:eastAsia="Times New Roman" w:hAnsi="Times New Roman" w:cs="Times New Roman"/>
@@ -22814,7 +23484,7 @@
           <w:t>-</w:t>
         </w:r>
       </w:hyperlink>
-      <w:hyperlink r:id="rId34">
+      <w:hyperlink r:id="rId35">
         <w:r>
           <w:rPr>
             <w:rFonts w:ascii="Times New Roman" w:eastAsia="Times New Roman" w:hAnsi="Times New Roman" w:cs="Times New Roman"/>
@@ -22828,7 +23498,7 @@
           <w:t>vmware</w:t>
         </w:r>
       </w:hyperlink>
-      <w:hyperlink r:id="rId35">
+      <w:hyperlink r:id="rId36">
         <w:r>
           <w:rPr>
             <w:rFonts w:ascii="Times New Roman" w:eastAsia="Times New Roman" w:hAnsi="Times New Roman" w:cs="Times New Roman"/>
@@ -22842,7 +23512,7 @@
           <w:t>-</w:t>
         </w:r>
       </w:hyperlink>
-      <w:hyperlink r:id="rId36">
+      <w:hyperlink r:id="rId37">
         <w:r>
           <w:rPr>
             <w:rFonts w:ascii="Times New Roman" w:eastAsia="Times New Roman" w:hAnsi="Times New Roman" w:cs="Times New Roman"/>
@@ -22856,7 +23526,7 @@
           <w:t>workstation</w:t>
         </w:r>
       </w:hyperlink>
-      <w:hyperlink r:id="rId37">
+      <w:hyperlink r:id="rId38">
         <w:r>
           <w:rPr>
             <w:rFonts w:ascii="Times New Roman" w:eastAsia="Times New Roman" w:hAnsi="Times New Roman" w:cs="Times New Roman"/>
@@ -22870,7 +23540,7 @@
           <w:t>-</w:t>
         </w:r>
       </w:hyperlink>
-      <w:hyperlink r:id="rId38">
+      <w:hyperlink r:id="rId39">
         <w:r>
           <w:rPr>
             <w:rFonts w:ascii="Times New Roman" w:eastAsia="Times New Roman" w:hAnsi="Times New Roman" w:cs="Times New Roman"/>
@@ -22884,7 +23554,7 @@
           <w:t>and</w:t>
         </w:r>
       </w:hyperlink>
-      <w:hyperlink r:id="rId39">
+      <w:hyperlink r:id="rId40">
         <w:r>
           <w:rPr>
             <w:rFonts w:ascii="Times New Roman" w:eastAsia="Times New Roman" w:hAnsi="Times New Roman" w:cs="Times New Roman"/>
@@ -22898,7 +23568,7 @@
           <w:t>-</w:t>
         </w:r>
       </w:hyperlink>
-      <w:hyperlink r:id="rId40">
+      <w:hyperlink r:id="rId41">
         <w:r>
           <w:rPr>
             <w:rFonts w:ascii="Times New Roman" w:eastAsia="Times New Roman" w:hAnsi="Times New Roman" w:cs="Times New Roman"/>
@@ -22912,7 +23582,7 @@
           <w:t>fusion</w:t>
         </w:r>
       </w:hyperlink>
-      <w:hyperlink r:id="rId41">
+      <w:hyperlink r:id="rId42">
         <w:r>
           <w:rPr>
             <w:rFonts w:ascii="Times New Roman" w:eastAsia="Times New Roman" w:hAnsi="Times New Roman" w:cs="Times New Roman"/>
@@ -22926,7 +23596,7 @@
           <w:t>-</w:t>
         </w:r>
       </w:hyperlink>
-      <w:hyperlink r:id="rId42">
+      <w:hyperlink r:id="rId43">
         <w:r>
           <w:rPr>
             <w:rFonts w:ascii="Times New Roman" w:eastAsia="Times New Roman" w:hAnsi="Times New Roman" w:cs="Times New Roman"/>
@@ -22940,7 +23610,7 @@
           <w:t>26h1/</w:t>
         </w:r>
       </w:hyperlink>
-      <w:hyperlink r:id="rId43">
+      <w:hyperlink r:id="rId44">
         <w:r>
           <w:rPr>
             <w:rFonts w:ascii="Times New Roman" w:eastAsia="Times New Roman" w:hAnsi="Times New Roman" w:cs="Times New Roman"/>
@@ -23001,7 +23671,7 @@
         </w:rPr>
         <w:t xml:space="preserve">Microsoft Sysinternals. Sysmon v15.22. </w:t>
       </w:r>
-      <w:hyperlink r:id="rId44">
+      <w:hyperlink r:id="rId45">
         <w:r>
           <w:rPr>
             <w:rFonts w:ascii="Times New Roman" w:eastAsia="Times New Roman" w:hAnsi="Times New Roman" w:cs="Times New Roman"/>
@@ -23015,7 +23685,7 @@
           <w:t>https://learn.microsoft.com/sysinternals/downloads/sysmon</w:t>
         </w:r>
       </w:hyperlink>
-      <w:hyperlink r:id="rId45">
+      <w:hyperlink r:id="rId46">
         <w:r>
           <w:rPr>
             <w:rFonts w:ascii="Times New Roman" w:eastAsia="Times New Roman" w:hAnsi="Times New Roman" w:cs="Times New Roman"/>
@@ -23109,7 +23779,7 @@
           <w:lang w:val="vi-VN"/>
         </w:rPr>
       </w:pPr>
-      <w:hyperlink r:id="rId46">
+      <w:hyperlink r:id="rId47">
         <w:r>
           <w:rPr>
             <w:rFonts w:ascii="Times New Roman" w:eastAsia="Times New Roman" w:hAnsi="Times New Roman" w:cs="Times New Roman"/>
@@ -23123,7 +23793,7 @@
           <w:t>https://learn.microsoft.com/windows/security/operating</w:t>
         </w:r>
       </w:hyperlink>
-      <w:hyperlink r:id="rId47">
+      <w:hyperlink r:id="rId48">
         <w:r>
           <w:rPr>
             <w:rFonts w:ascii="Times New Roman" w:eastAsia="Times New Roman" w:hAnsi="Times New Roman" w:cs="Times New Roman"/>
@@ -23137,7 +23807,7 @@
           <w:t>-</w:t>
         </w:r>
       </w:hyperlink>
-      <w:hyperlink r:id="rId48">
+      <w:hyperlink r:id="rId49">
         <w:r>
           <w:rPr>
             <w:rFonts w:ascii="Times New Roman" w:eastAsia="Times New Roman" w:hAnsi="Times New Roman" w:cs="Times New Roman"/>
@@ -23151,7 +23821,7 @@
           <w:t>system</w:t>
         </w:r>
       </w:hyperlink>
-      <w:hyperlink r:id="rId49">
+      <w:hyperlink r:id="rId50">
         <w:r>
           <w:rPr>
             <w:rFonts w:ascii="Times New Roman" w:eastAsia="Times New Roman" w:hAnsi="Times New Roman" w:cs="Times New Roman"/>
@@ -23165,7 +23835,7 @@
           <w:t>-</w:t>
         </w:r>
       </w:hyperlink>
-      <w:hyperlink r:id="rId50">
+      <w:hyperlink r:id="rId51">
         <w:r>
           <w:rPr>
             <w:rFonts w:ascii="Times New Roman" w:eastAsia="Times New Roman" w:hAnsi="Times New Roman" w:cs="Times New Roman"/>
@@ -23179,7 +23849,7 @@
           <w:t>security/sysmon/how</w:t>
         </w:r>
       </w:hyperlink>
-      <w:hyperlink r:id="rId51">
+      <w:hyperlink r:id="rId52">
         <w:r>
           <w:rPr>
             <w:rFonts w:ascii="Times New Roman" w:eastAsia="Times New Roman" w:hAnsi="Times New Roman" w:cs="Times New Roman"/>
@@ -23193,7 +23863,7 @@
           <w:t>-</w:t>
         </w:r>
       </w:hyperlink>
-      <w:hyperlink r:id="rId52">
+      <w:hyperlink r:id="rId53">
         <w:r>
           <w:rPr>
             <w:rFonts w:ascii="Times New Roman" w:eastAsia="Times New Roman" w:hAnsi="Times New Roman" w:cs="Times New Roman"/>
@@ -23207,7 +23877,7 @@
           <w:t>to</w:t>
         </w:r>
       </w:hyperlink>
-      <w:hyperlink r:id="rId53">
+      <w:hyperlink r:id="rId54">
         <w:r>
           <w:rPr>
             <w:rFonts w:ascii="Times New Roman" w:eastAsia="Times New Roman" w:hAnsi="Times New Roman" w:cs="Times New Roman"/>
@@ -23221,7 +23891,7 @@
           <w:t>-</w:t>
         </w:r>
       </w:hyperlink>
-      <w:hyperlink r:id="rId54">
+      <w:hyperlink r:id="rId55">
         <w:r>
           <w:rPr>
             <w:rFonts w:ascii="Times New Roman" w:eastAsia="Times New Roman" w:hAnsi="Times New Roman" w:cs="Times New Roman"/>
@@ -23235,7 +23905,7 @@
           <w:t>enable</w:t>
         </w:r>
       </w:hyperlink>
-      <w:hyperlink r:id="rId55">
+      <w:hyperlink r:id="rId56">
         <w:r>
           <w:rPr>
             <w:rFonts w:ascii="Times New Roman" w:eastAsia="Times New Roman" w:hAnsi="Times New Roman" w:cs="Times New Roman"/>
@@ -23249,7 +23919,7 @@
           <w:t>-</w:t>
         </w:r>
       </w:hyperlink>
-      <w:hyperlink r:id="rId56">
+      <w:hyperlink r:id="rId57">
         <w:r>
           <w:rPr>
             <w:rFonts w:ascii="Times New Roman" w:eastAsia="Times New Roman" w:hAnsi="Times New Roman" w:cs="Times New Roman"/>
@@ -23263,7 +23933,7 @@
           <w:t>sysmon</w:t>
         </w:r>
       </w:hyperlink>
-      <w:hyperlink r:id="rId57">
+      <w:hyperlink r:id="rId58">
         <w:r>
           <w:rPr>
             <w:rFonts w:ascii="Times New Roman" w:eastAsia="Times New Roman" w:hAnsi="Times New Roman" w:cs="Times New Roman"/>
@@ -23324,7 +23994,7 @@
         </w:rPr>
         <w:t xml:space="preserve">Microsoft Sysinternals. Autoruns v14.3. </w:t>
       </w:r>
-      <w:hyperlink r:id="rId58">
+      <w:hyperlink r:id="rId59">
         <w:r>
           <w:rPr>
             <w:rFonts w:ascii="Times New Roman" w:eastAsia="Times New Roman" w:hAnsi="Times New Roman" w:cs="Times New Roman"/>
@@ -23338,7 +24008,7 @@
           <w:t>https://learn.microsoft.com/sysinternals/downloads/autoruns</w:t>
         </w:r>
       </w:hyperlink>
-      <w:hyperlink r:id="rId59">
+      <w:hyperlink r:id="rId60">
         <w:r>
           <w:rPr>
             <w:rFonts w:ascii="Times New Roman" w:eastAsia="Times New Roman" w:hAnsi="Times New Roman" w:cs="Times New Roman"/>
@@ -23399,7 +24069,7 @@
         </w:rPr>
         <w:t xml:space="preserve">Microsoft Sysinternals. Process Explorer v17.14. </w:t>
       </w:r>
-      <w:hyperlink r:id="rId60">
+      <w:hyperlink r:id="rId61">
         <w:r>
           <w:rPr>
             <w:rFonts w:ascii="Times New Roman" w:eastAsia="Times New Roman" w:hAnsi="Times New Roman" w:cs="Times New Roman"/>
@@ -23413,8 +24083,8 @@
           <w:t>https://learn.microsoft.com/sysinternals/downloads/process</w:t>
         </w:r>
       </w:hyperlink>
-      <w:hyperlink r:id="rId61"/>
-      <w:hyperlink r:id="rId62">
+      <w:hyperlink r:id="rId62"/>
+      <w:hyperlink r:id="rId63">
         <w:r>
           <w:rPr>
             <w:rFonts w:ascii="Times New Roman" w:eastAsia="Times New Roman" w:hAnsi="Times New Roman" w:cs="Times New Roman"/>
@@ -23428,7 +24098,7 @@
           <w:t>explorer</w:t>
         </w:r>
       </w:hyperlink>
-      <w:hyperlink r:id="rId63">
+      <w:hyperlink r:id="rId64">
         <w:r>
           <w:rPr>
             <w:rFonts w:ascii="Times New Roman" w:eastAsia="Times New Roman" w:hAnsi="Times New Roman" w:cs="Times New Roman"/>
@@ -23489,7 +24159,7 @@
         </w:rPr>
         <w:t xml:space="preserve">Wireshark Foundation. Wireshark 4.6.8 Stable. </w:t>
       </w:r>
-      <w:hyperlink r:id="rId64">
+      <w:hyperlink r:id="rId65">
         <w:r>
           <w:rPr>
             <w:rFonts w:ascii="Times New Roman" w:eastAsia="Times New Roman" w:hAnsi="Times New Roman" w:cs="Times New Roman"/>
@@ -23503,7 +24173,7 @@
           <w:t>https://www.wireshark.org/download.html</w:t>
         </w:r>
       </w:hyperlink>
-      <w:hyperlink r:id="rId65">
+      <w:hyperlink r:id="rId66">
         <w:r>
           <w:rPr>
             <w:rFonts w:ascii="Times New Roman" w:eastAsia="Times New Roman" w:hAnsi="Times New Roman" w:cs="Times New Roman"/>
@@ -23564,7 +24234,7 @@
         </w:rPr>
         <w:t xml:space="preserve">Wireshark Foundation. Wireshark User’s Guide. </w:t>
       </w:r>
-      <w:hyperlink r:id="rId66">
+      <w:hyperlink r:id="rId67">
         <w:r>
           <w:rPr>
             <w:rFonts w:ascii="Times New Roman" w:eastAsia="Times New Roman" w:hAnsi="Times New Roman" w:cs="Times New Roman"/>
@@ -23578,7 +24248,7 @@
           <w:t>https://www.wireshark.org/docs/wsug_html/</w:t>
         </w:r>
       </w:hyperlink>
-      <w:hyperlink r:id="rId67">
+      <w:hyperlink r:id="rId68">
         <w:r>
           <w:rPr>
             <w:rFonts w:ascii="Times New Roman" w:eastAsia="Times New Roman" w:hAnsi="Times New Roman" w:cs="Times New Roman"/>
@@ -23639,7 +24309,7 @@
         </w:rPr>
         <w:t xml:space="preserve">Python Software Foundation. Python 3.14.7. </w:t>
       </w:r>
-      <w:hyperlink r:id="rId68">
+      <w:hyperlink r:id="rId69">
         <w:r>
           <w:rPr>
             <w:rFonts w:ascii="Times New Roman" w:eastAsia="Times New Roman" w:hAnsi="Times New Roman" w:cs="Times New Roman"/>
@@ -23653,7 +24323,7 @@
           <w:t>https://www.python.org/downloads/release/python</w:t>
         </w:r>
       </w:hyperlink>
-      <w:hyperlink r:id="rId69">
+      <w:hyperlink r:id="rId70">
         <w:r>
           <w:rPr>
             <w:rFonts w:ascii="Times New Roman" w:eastAsia="Times New Roman" w:hAnsi="Times New Roman" w:cs="Times New Roman"/>
@@ -23667,7 +24337,7 @@
           <w:t>-</w:t>
         </w:r>
       </w:hyperlink>
-      <w:hyperlink r:id="rId70">
+      <w:hyperlink r:id="rId71">
         <w:r>
           <w:rPr>
             <w:rFonts w:ascii="Times New Roman" w:eastAsia="Times New Roman" w:hAnsi="Times New Roman" w:cs="Times New Roman"/>
@@ -23681,7 +24351,7 @@
           <w:t>3147/</w:t>
         </w:r>
       </w:hyperlink>
-      <w:hyperlink r:id="rId71">
+      <w:hyperlink r:id="rId72">
         <w:r>
           <w:rPr>
             <w:rFonts w:ascii="Times New Roman" w:eastAsia="Times New Roman" w:hAnsi="Times New Roman" w:cs="Times New Roman"/>
@@ -23742,7 +24412,7 @@
         </w:rPr>
         <w:t xml:space="preserve">Microsoft Support. Protection History in the Windows Security app. </w:t>
       </w:r>
-      <w:hyperlink r:id="rId72">
+      <w:hyperlink r:id="rId73">
         <w:r>
           <w:rPr>
             <w:rFonts w:ascii="Times New Roman" w:eastAsia="Times New Roman" w:hAnsi="Times New Roman" w:cs="Times New Roman"/>
@@ -23756,8 +24426,8 @@
           <w:t>https://support.microsoft.com/vi</w:t>
         </w:r>
       </w:hyperlink>
-      <w:hyperlink r:id="rId73"/>
-      <w:hyperlink r:id="rId74">
+      <w:hyperlink r:id="rId74"/>
+      <w:hyperlink r:id="rId75">
         <w:r>
           <w:rPr>
             <w:rFonts w:ascii="Times New Roman" w:eastAsia="Times New Roman" w:hAnsi="Times New Roman" w:cs="Times New Roman"/>
@@ -23771,7 +24441,7 @@
           <w:t>vn/windows/security/windows</w:t>
         </w:r>
       </w:hyperlink>
-      <w:hyperlink r:id="rId75">
+      <w:hyperlink r:id="rId76">
         <w:r>
           <w:rPr>
             <w:rFonts w:ascii="Times New Roman" w:eastAsia="Times New Roman" w:hAnsi="Times New Roman" w:cs="Times New Roman"/>
@@ -23785,7 +24455,7 @@
           <w:t>-</w:t>
         </w:r>
       </w:hyperlink>
-      <w:hyperlink r:id="rId76">
+      <w:hyperlink r:id="rId77">
         <w:r>
           <w:rPr>
             <w:rFonts w:ascii="Times New Roman" w:eastAsia="Times New Roman" w:hAnsi="Times New Roman" w:cs="Times New Roman"/>
@@ -23799,7 +24469,7 @@
           <w:t>security/protection</w:t>
         </w:r>
       </w:hyperlink>
-      <w:hyperlink r:id="rId77">
+      <w:hyperlink r:id="rId78">
         <w:r>
           <w:rPr>
             <w:rFonts w:ascii="Times New Roman" w:eastAsia="Times New Roman" w:hAnsi="Times New Roman" w:cs="Times New Roman"/>
@@ -23813,7 +24483,7 @@
           <w:t>-</w:t>
         </w:r>
       </w:hyperlink>
-      <w:hyperlink r:id="rId78">
+      <w:hyperlink r:id="rId79">
         <w:r>
           <w:rPr>
             <w:rFonts w:ascii="Times New Roman" w:eastAsia="Times New Roman" w:hAnsi="Times New Roman" w:cs="Times New Roman"/>
@@ -23827,7 +24497,7 @@
           <w:t>history</w:t>
         </w:r>
       </w:hyperlink>
-      <w:hyperlink r:id="rId79">
+      <w:hyperlink r:id="rId80">
         <w:r>
           <w:rPr>
             <w:rFonts w:ascii="Times New Roman" w:eastAsia="Times New Roman" w:hAnsi="Times New Roman" w:cs="Times New Roman"/>
@@ -23841,7 +24511,7 @@
           <w:t>-</w:t>
         </w:r>
       </w:hyperlink>
-      <w:hyperlink r:id="rId80">
+      <w:hyperlink r:id="rId81">
         <w:r>
           <w:rPr>
             <w:rFonts w:ascii="Times New Roman" w:eastAsia="Times New Roman" w:hAnsi="Times New Roman" w:cs="Times New Roman"/>
@@ -23855,7 +24525,7 @@
           <w:t>in</w:t>
         </w:r>
       </w:hyperlink>
-      <w:hyperlink r:id="rId81">
+      <w:hyperlink r:id="rId82">
         <w:r>
           <w:rPr>
             <w:rFonts w:ascii="Times New Roman" w:eastAsia="Times New Roman" w:hAnsi="Times New Roman" w:cs="Times New Roman"/>
@@ -23869,7 +24539,7 @@
           <w:t>-</w:t>
         </w:r>
       </w:hyperlink>
-      <w:hyperlink r:id="rId82">
+      <w:hyperlink r:id="rId83">
         <w:r>
           <w:rPr>
             <w:rFonts w:ascii="Times New Roman" w:eastAsia="Times New Roman" w:hAnsi="Times New Roman" w:cs="Times New Roman"/>
@@ -23883,7 +24553,7 @@
           <w:t>the</w:t>
         </w:r>
       </w:hyperlink>
-      <w:hyperlink r:id="rId83">
+      <w:hyperlink r:id="rId84">
         <w:r>
           <w:rPr>
             <w:rFonts w:ascii="Times New Roman" w:eastAsia="Times New Roman" w:hAnsi="Times New Roman" w:cs="Times New Roman"/>
@@ -23897,7 +24567,7 @@
           <w:t>-</w:t>
         </w:r>
       </w:hyperlink>
-      <w:hyperlink r:id="rId84">
+      <w:hyperlink r:id="rId85">
         <w:r>
           <w:rPr>
             <w:rFonts w:ascii="Times New Roman" w:eastAsia="Times New Roman" w:hAnsi="Times New Roman" w:cs="Times New Roman"/>
@@ -23911,7 +24581,7 @@
           <w:t>windows</w:t>
         </w:r>
       </w:hyperlink>
-      <w:hyperlink r:id="rId85">
+      <w:hyperlink r:id="rId86">
         <w:r>
           <w:rPr>
             <w:rFonts w:ascii="Times New Roman" w:eastAsia="Times New Roman" w:hAnsi="Times New Roman" w:cs="Times New Roman"/>
@@ -23925,7 +24595,7 @@
           <w:t>-</w:t>
         </w:r>
       </w:hyperlink>
-      <w:hyperlink r:id="rId86">
+      <w:hyperlink r:id="rId87">
         <w:r>
           <w:rPr>
             <w:rFonts w:ascii="Times New Roman" w:eastAsia="Times New Roman" w:hAnsi="Times New Roman" w:cs="Times New Roman"/>
@@ -23939,7 +24609,7 @@
           <w:t>security</w:t>
         </w:r>
       </w:hyperlink>
-      <w:hyperlink r:id="rId87">
+      <w:hyperlink r:id="rId88">
         <w:r>
           <w:rPr>
             <w:rFonts w:ascii="Times New Roman" w:eastAsia="Times New Roman" w:hAnsi="Times New Roman" w:cs="Times New Roman"/>
@@ -23953,7 +24623,7 @@
           <w:t>-</w:t>
         </w:r>
       </w:hyperlink>
-      <w:hyperlink r:id="rId88">
+      <w:hyperlink r:id="rId89">
         <w:r>
           <w:rPr>
             <w:rFonts w:ascii="Times New Roman" w:eastAsia="Times New Roman" w:hAnsi="Times New Roman" w:cs="Times New Roman"/>
@@ -23967,7 +24637,7 @@
           <w:t>app</w:t>
         </w:r>
       </w:hyperlink>
-      <w:hyperlink r:id="rId89">
+      <w:hyperlink r:id="rId90">
         <w:r>
           <w:rPr>
             <w:rFonts w:ascii="Times New Roman" w:eastAsia="Times New Roman" w:hAnsi="Times New Roman" w:cs="Times New Roman"/>
@@ -24028,7 +24698,7 @@
         </w:rPr>
         <w:t xml:space="preserve">Microsoft Learn. Validate Microsoft Defender Antivirus with the EICAR test file. </w:t>
       </w:r>
-      <w:hyperlink r:id="rId90">
+      <w:hyperlink r:id="rId91">
         <w:r>
           <w:rPr>
             <w:rFonts w:ascii="Times New Roman" w:eastAsia="Times New Roman" w:hAnsi="Times New Roman" w:cs="Times New Roman"/>
@@ -24042,7 +24712,7 @@
           <w:t>https://learn.microsoft.com/defender</w:t>
         </w:r>
       </w:hyperlink>
-      <w:hyperlink r:id="rId91">
+      <w:hyperlink r:id="rId92">
         <w:r>
           <w:rPr>
             <w:rFonts w:ascii="Times New Roman" w:eastAsia="Times New Roman" w:hAnsi="Times New Roman" w:cs="Times New Roman"/>
@@ -24056,7 +24726,7 @@
           <w:t>-</w:t>
         </w:r>
       </w:hyperlink>
-      <w:hyperlink r:id="rId92">
+      <w:hyperlink r:id="rId93">
         <w:r>
           <w:rPr>
             <w:rFonts w:ascii="Times New Roman" w:eastAsia="Times New Roman" w:hAnsi="Times New Roman" w:cs="Times New Roman"/>
@@ -24070,7 +24740,7 @@
           <w:t>endpoint/validate</w:t>
         </w:r>
       </w:hyperlink>
-      <w:hyperlink r:id="rId93">
+      <w:hyperlink r:id="rId94">
         <w:r>
           <w:rPr>
             <w:rFonts w:ascii="Times New Roman" w:eastAsia="Times New Roman" w:hAnsi="Times New Roman" w:cs="Times New Roman"/>
@@ -24084,7 +24754,7 @@
           <w:t>-</w:t>
         </w:r>
       </w:hyperlink>
-      <w:hyperlink r:id="rId94">
+      <w:hyperlink r:id="rId95">
         <w:r>
           <w:rPr>
             <w:rFonts w:ascii="Times New Roman" w:eastAsia="Times New Roman" w:hAnsi="Times New Roman" w:cs="Times New Roman"/>
@@ -24098,7 +24768,7 @@
           <w:t>antimalware</w:t>
         </w:r>
       </w:hyperlink>
-      <w:hyperlink r:id="rId95">
+      <w:hyperlink r:id="rId96">
         <w:r>
           <w:rPr>
             <w:rFonts w:ascii="Times New Roman" w:eastAsia="Times New Roman" w:hAnsi="Times New Roman" w:cs="Times New Roman"/>
@@ -24154,7 +24824,7 @@
         </w:rPr>
         <w:t xml:space="preserve">EICAR. Anti-Malware Test File. </w:t>
       </w:r>
-      <w:hyperlink r:id="rId96">
+      <w:hyperlink r:id="rId97">
         <w:r>
           <w:rPr>
             <w:rFonts w:ascii="Times New Roman" w:eastAsia="Times New Roman" w:hAnsi="Times New Roman" w:cs="Times New Roman"/>
@@ -24168,7 +24838,7 @@
           <w:t>https://www.eicar.org/download</w:t>
         </w:r>
       </w:hyperlink>
-      <w:hyperlink r:id="rId97">
+      <w:hyperlink r:id="rId98">
         <w:r>
           <w:rPr>
             <w:rFonts w:ascii="Times New Roman" w:eastAsia="Times New Roman" w:hAnsi="Times New Roman" w:cs="Times New Roman"/>
@@ -24182,7 +24852,7 @@
           <w:t>-</w:t>
         </w:r>
       </w:hyperlink>
-      <w:hyperlink r:id="rId98">
+      <w:hyperlink r:id="rId99">
         <w:r>
           <w:rPr>
             <w:rFonts w:ascii="Times New Roman" w:eastAsia="Times New Roman" w:hAnsi="Times New Roman" w:cs="Times New Roman"/>
@@ -24196,7 +24866,7 @@
           <w:t>anti</w:t>
         </w:r>
       </w:hyperlink>
-      <w:hyperlink r:id="rId99">
+      <w:hyperlink r:id="rId100">
         <w:r>
           <w:rPr>
             <w:rFonts w:ascii="Times New Roman" w:eastAsia="Times New Roman" w:hAnsi="Times New Roman" w:cs="Times New Roman"/>
@@ -24210,7 +24880,7 @@
           <w:t>-</w:t>
         </w:r>
       </w:hyperlink>
-      <w:hyperlink r:id="rId100">
+      <w:hyperlink r:id="rId101">
         <w:r>
           <w:rPr>
             <w:rFonts w:ascii="Times New Roman" w:eastAsia="Times New Roman" w:hAnsi="Times New Roman" w:cs="Times New Roman"/>
@@ -24224,7 +24894,7 @@
           <w:t>malware</w:t>
         </w:r>
       </w:hyperlink>
-      <w:hyperlink r:id="rId101">
+      <w:hyperlink r:id="rId102">
         <w:r>
           <w:rPr>
             <w:rFonts w:ascii="Times New Roman" w:eastAsia="Times New Roman" w:hAnsi="Times New Roman" w:cs="Times New Roman"/>
@@ -24238,7 +24908,7 @@
           <w:t>-</w:t>
         </w:r>
       </w:hyperlink>
-      <w:hyperlink r:id="rId102">
+      <w:hyperlink r:id="rId103">
         <w:r>
           <w:rPr>
             <w:rFonts w:ascii="Times New Roman" w:eastAsia="Times New Roman" w:hAnsi="Times New Roman" w:cs="Times New Roman"/>
@@ -24252,7 +24922,7 @@
           <w:t>testfile/</w:t>
         </w:r>
       </w:hyperlink>
-      <w:hyperlink r:id="rId103">
+      <w:hyperlink r:id="rId104">
         <w:r>
           <w:rPr>
             <w:rFonts w:ascii="Times New Roman" w:eastAsia="Times New Roman" w:hAnsi="Times New Roman" w:cs="Times New Roman"/>
@@ -24313,7 +24983,7 @@
         </w:rPr>
         <w:t xml:space="preserve">Microsoft Learn. Audit Logon events 4624, 4625, 4648. </w:t>
       </w:r>
-      <w:hyperlink r:id="rId104">
+      <w:hyperlink r:id="rId105">
         <w:r>
           <w:rPr>
             <w:rFonts w:ascii="Times New Roman" w:eastAsia="Times New Roman" w:hAnsi="Times New Roman" w:cs="Times New Roman"/>
@@ -24327,8 +24997,8 @@
           <w:t>https://learn.microsoft.com/previous</w:t>
         </w:r>
       </w:hyperlink>
-      <w:hyperlink r:id="rId105"/>
-      <w:hyperlink r:id="rId106">
+      <w:hyperlink r:id="rId106"/>
+      <w:hyperlink r:id="rId107">
         <w:r>
           <w:rPr>
             <w:rFonts w:ascii="Times New Roman" w:eastAsia="Times New Roman" w:hAnsi="Times New Roman" w:cs="Times New Roman"/>
@@ -24342,7 +25012,7 @@
           <w:t>versions/windows/it</w:t>
         </w:r>
       </w:hyperlink>
-      <w:hyperlink r:id="rId107">
+      <w:hyperlink r:id="rId108">
         <w:r>
           <w:rPr>
             <w:rFonts w:ascii="Times New Roman" w:eastAsia="Times New Roman" w:hAnsi="Times New Roman" w:cs="Times New Roman"/>
@@ -24356,7 +25026,7 @@
           <w:t>-</w:t>
         </w:r>
       </w:hyperlink>
-      <w:hyperlink r:id="rId108">
+      <w:hyperlink r:id="rId109">
         <w:r>
           <w:rPr>
             <w:rFonts w:ascii="Times New Roman" w:eastAsia="Times New Roman" w:hAnsi="Times New Roman" w:cs="Times New Roman"/>
@@ -24370,7 +25040,7 @@
           <w:t>pro/windows</w:t>
         </w:r>
       </w:hyperlink>
-      <w:hyperlink r:id="rId109">
+      <w:hyperlink r:id="rId110">
         <w:r>
           <w:rPr>
             <w:rFonts w:ascii="Times New Roman" w:eastAsia="Times New Roman" w:hAnsi="Times New Roman" w:cs="Times New Roman"/>
@@ -24384,7 +25054,7 @@
           <w:t>-</w:t>
         </w:r>
       </w:hyperlink>
-      <w:hyperlink r:id="rId110">
+      <w:hyperlink r:id="rId111">
         <w:r>
           <w:rPr>
             <w:rFonts w:ascii="Times New Roman" w:eastAsia="Times New Roman" w:hAnsi="Times New Roman" w:cs="Times New Roman"/>
@@ -24398,7 +25068,7 @@
           <w:t>10/security/threat</w:t>
         </w:r>
       </w:hyperlink>
-      <w:hyperlink r:id="rId111">
+      <w:hyperlink r:id="rId112">
         <w:r>
           <w:rPr>
             <w:rFonts w:ascii="Times New Roman" w:eastAsia="Times New Roman" w:hAnsi="Times New Roman" w:cs="Times New Roman"/>
@@ -24412,7 +25082,7 @@
           <w:t>-</w:t>
         </w:r>
       </w:hyperlink>
-      <w:hyperlink r:id="rId112">
+      <w:hyperlink r:id="rId113">
         <w:r>
           <w:rPr>
             <w:rFonts w:ascii="Times New Roman" w:eastAsia="Times New Roman" w:hAnsi="Times New Roman" w:cs="Times New Roman"/>
@@ -24426,7 +25096,7 @@
           <w:t>protection/auditing/audit</w:t>
         </w:r>
       </w:hyperlink>
-      <w:hyperlink r:id="rId113">
+      <w:hyperlink r:id="rId114">
         <w:r>
           <w:rPr>
             <w:rFonts w:ascii="Times New Roman" w:eastAsia="Times New Roman" w:hAnsi="Times New Roman" w:cs="Times New Roman"/>
@@ -24440,7 +25110,7 @@
           <w:t>-</w:t>
         </w:r>
       </w:hyperlink>
-      <w:hyperlink r:id="rId114">
+      <w:hyperlink r:id="rId115">
         <w:r>
           <w:rPr>
             <w:rFonts w:ascii="Times New Roman" w:eastAsia="Times New Roman" w:hAnsi="Times New Roman" w:cs="Times New Roman"/>
@@ -24454,7 +25124,7 @@
           <w:t>logon</w:t>
         </w:r>
       </w:hyperlink>
-      <w:hyperlink r:id="rId115">
+      <w:hyperlink r:id="rId116">
         <w:r>
           <w:rPr>
             <w:rFonts w:ascii="Times New Roman" w:eastAsia="Times New Roman" w:hAnsi="Times New Roman" w:cs="Times New Roman"/>
@@ -24515,7 +25185,7 @@
         </w:rPr>
         <w:t xml:space="preserve">IETF RFC 5737. IPv4 Address Blocks Reserved for Documentation. </w:t>
       </w:r>
-      <w:hyperlink r:id="rId116">
+      <w:hyperlink r:id="rId117">
         <w:r>
           <w:rPr>
             <w:rFonts w:ascii="Times New Roman" w:eastAsia="Times New Roman" w:hAnsi="Times New Roman" w:cs="Times New Roman"/>
@@ -24529,7 +25199,7 @@
           <w:t>https://www.rfc</w:t>
         </w:r>
       </w:hyperlink>
-      <w:hyperlink r:id="rId117">
+      <w:hyperlink r:id="rId118">
         <w:r>
           <w:rPr>
             <w:rFonts w:ascii="Times New Roman" w:eastAsia="Times New Roman" w:hAnsi="Times New Roman" w:cs="Times New Roman"/>
@@ -24543,7 +25213,7 @@
           <w:t>-</w:t>
         </w:r>
       </w:hyperlink>
-      <w:hyperlink r:id="rId118">
+      <w:hyperlink r:id="rId119">
         <w:r>
           <w:rPr>
             <w:rFonts w:ascii="Times New Roman" w:eastAsia="Times New Roman" w:hAnsi="Times New Roman" w:cs="Times New Roman"/>
@@ -24557,7 +25227,7 @@
           <w:t>editor.org/rfc/rfc5737</w:t>
         </w:r>
       </w:hyperlink>
-      <w:hyperlink r:id="rId119">
+      <w:hyperlink r:id="rId120">
         <w:r>
           <w:rPr>
             <w:rFonts w:ascii="Times New Roman" w:eastAsia="Times New Roman" w:hAnsi="Times New Roman" w:cs="Times New Roman"/>
@@ -24618,7 +25288,7 @@
         </w:rPr>
         <w:t xml:space="preserve">IETF RFC 2606. Reserved Top Level DNS Names. </w:t>
       </w:r>
-      <w:hyperlink r:id="rId120">
+      <w:hyperlink r:id="rId121">
         <w:r>
           <w:rPr>
             <w:rFonts w:ascii="Times New Roman" w:eastAsia="Times New Roman" w:hAnsi="Times New Roman" w:cs="Times New Roman"/>
@@ -24632,7 +25302,7 @@
           <w:t>https://www.rfc</w:t>
         </w:r>
       </w:hyperlink>
-      <w:hyperlink r:id="rId121">
+      <w:hyperlink r:id="rId122">
         <w:r>
           <w:rPr>
             <w:rFonts w:ascii="Times New Roman" w:eastAsia="Times New Roman" w:hAnsi="Times New Roman" w:cs="Times New Roman"/>
@@ -24646,7 +25316,7 @@
           <w:t>-</w:t>
         </w:r>
       </w:hyperlink>
-      <w:hyperlink r:id="rId122">
+      <w:hyperlink r:id="rId123">
         <w:r>
           <w:rPr>
             <w:rFonts w:ascii="Times New Roman" w:eastAsia="Times New Roman" w:hAnsi="Times New Roman" w:cs="Times New Roman"/>
@@ -24660,7 +25330,7 @@
           <w:t>editor.org/rfc/rfc2606</w:t>
         </w:r>
       </w:hyperlink>
-      <w:hyperlink r:id="rId123">
+      <w:hyperlink r:id="rId124">
         <w:r>
           <w:rPr>
             <w:rFonts w:ascii="Times New Roman" w:eastAsia="Times New Roman" w:hAnsi="Times New Roman" w:cs="Times New Roman"/>
@@ -27483,6 +28153,44 @@
       </w:tblCellMar>
     </w:tblPr>
   </w:style>
+  <w:style w:type="table" w:styleId="TableGridLight">
+    <w:name w:val="Grid Table Light"/>
+    <w:basedOn w:val="TableNormal"/>
+    <w:uiPriority w:val="40"/>
+    <w:rsid w:val="00A9702F"/>
+    <w:pPr>
+      <w:spacing w:after="0" w:line="240" w:lineRule="auto"/>
+    </w:pPr>
+    <w:tblPr>
+      <w:tblBorders>
+        <w:top w:val="single" w:sz="4" w:space="0" w:color="BFBFBF" w:themeColor="background1" w:themeShade="BF"/>
+        <w:left w:val="single" w:sz="4" w:space="0" w:color="BFBFBF" w:themeColor="background1" w:themeShade="BF"/>
+        <w:bottom w:val="single" w:sz="4" w:space="0" w:color="BFBFBF" w:themeColor="background1" w:themeShade="BF"/>
+        <w:right w:val="single" w:sz="4" w:space="0" w:color="BFBFBF" w:themeColor="background1" w:themeShade="BF"/>
+        <w:insideH w:val="single" w:sz="4" w:space="0" w:color="BFBFBF" w:themeColor="background1" w:themeShade="BF"/>
+        <w:insideV w:val="single" w:sz="4" w:space="0" w:color="BFBFBF" w:themeColor="background1" w:themeShade="BF"/>
+      </w:tblBorders>
+    </w:tblPr>
+  </w:style>
+  <w:style w:type="table" w:styleId="TableGrid0">
+    <w:name w:val="Table Grid"/>
+    <w:basedOn w:val="TableNormal"/>
+    <w:uiPriority w:val="39"/>
+    <w:rsid w:val="00A9702F"/>
+    <w:pPr>
+      <w:spacing w:after="0" w:line="240" w:lineRule="auto"/>
+    </w:pPr>
+    <w:tblPr>
+      <w:tblBorders>
+        <w:top w:val="single" w:sz="4" w:space="0" w:color="auto"/>
+        <w:left w:val="single" w:sz="4" w:space="0" w:color="auto"/>
+        <w:bottom w:val="single" w:sz="4" w:space="0" w:color="auto"/>
+        <w:right w:val="single" w:sz="4" w:space="0" w:color="auto"/>
+        <w:insideH w:val="single" w:sz="4" w:space="0" w:color="auto"/>
+        <w:insideV w:val="single" w:sz="4" w:space="0" w:color="auto"/>
+      </w:tblBorders>
+    </w:tblPr>
+  </w:style>
 </w:styles>
 </file>
 
